--- a/Word-File/OOP_Practical-3.docx
+++ b/Word-File/OOP_Practical-3.docx
@@ -1,6 +1,6 @@
 
 <file path=word/document.xml><?xml version="1.0" encoding="utf-8"?>
-<w:document xmlns:wpc="http://schemas.microsoft.com/office/word/2010/wordprocessingCanvas" xmlns:cx="http://schemas.microsoft.com/office/drawing/2014/chartex" xmlns:cx1="http://schemas.microsoft.com/office/drawing/2015/9/8/chartex" xmlns:cx2="http://schemas.microsoft.com/office/drawing/2015/10/21/chartex" xmlns:cx3="http://schemas.microsoft.com/office/drawing/2016/5/9/chartex" xmlns:cx4="http://schemas.microsoft.com/office/drawing/2016/5/10/chartex" xmlns:cx5="http://schemas.microsoft.com/office/drawing/2016/5/11/chartex" xmlns:cx6="http://schemas.microsoft.com/office/drawing/2016/5/12/chartex" xmlns:cx7="http://schemas.microsoft.com/office/drawing/2016/5/13/chartex" xmlns:cx8="http://schemas.microsoft.com/office/drawing/2016/5/14/chartex" xmlns:mc="http://schemas.openxmlformats.org/markup-compatibility/2006" xmlns:aink="http://schemas.microsoft.com/office/drawing/2016/ink" xmlns:am3d="http://schemas.microsoft.com/office/drawing/2017/model3d" xmlns:o="urn:schemas-microsoft-com:office:office" xmlns:oel="http://schemas.microsoft.com/office/2019/extlst" xmlns:r="http://schemas.openxmlformats.org/officeDocument/2006/relationships" xmlns:m="http://schemas.openxmlformats.org/officeDocument/2006/math" xmlns:v="urn:schemas-microsoft-com:vml" xmlns:wp14="http://schemas.microsoft.com/office/word/2010/wordprocessingDrawing" xmlns:wp="http://schemas.openxmlformats.org/drawingml/2006/wordprocessingDrawing" xmlns:w10="urn:schemas-microsoft-com:office:word" xmlns:w="http://schemas.openxmlformats.org/wordprocessingml/2006/main" xmlns:w14="http://schemas.microsoft.com/office/word/2010/wordml" xmlns:w15="http://schemas.microsoft.com/office/word/2012/wordml" xmlns:w16cei="http://schemas.microsoft.com/office/word/2026/wordml/cei" xmlns:w16cex="http://schemas.microsoft.com/office/word/2018/wordml/cex" xmlns:w16cid="http://schemas.microsoft.com/office/word/2016/wordml/cid" xmlns:w16="http://schemas.microsoft.com/office/word/2018/wordml" xmlns:w16du="http://schemas.microsoft.com/office/word/2023/wordml/word16du" xmlns:w16sdtdh="http://schemas.microsoft.com/office/word/2020/wordml/sdtdatahash" xmlns:w16sdtfl="http://schemas.microsoft.com/office/word/2024/wordml/sdtformatlock" xmlns:w16se="http://schemas.microsoft.com/office/word/2015/wordml/symex" xmlns:wpg="http://schemas.microsoft.com/office/word/2010/wordprocessingGroup" xmlns:wpi="http://schemas.microsoft.com/office/word/2010/wordprocessingInk" xmlns:wne="http://schemas.microsoft.com/office/word/2006/wordml" xmlns:wps="http://schemas.microsoft.com/office/word/2010/wordprocessingShape" mc:Ignorable="w14 w15 w16se w16cid w16 w16cex w16sdtdh w16sdtfl w16du wp14">
+<w:document xmlns:wpc="http://schemas.microsoft.com/office/word/2010/wordprocessingCanvas" xmlns:cx="http://schemas.microsoft.com/office/drawing/2014/chartex" xmlns:cx1="http://schemas.microsoft.com/office/drawing/2015/9/8/chartex" xmlns:cx2="http://schemas.microsoft.com/office/drawing/2015/10/21/chartex" xmlns:cx3="http://schemas.microsoft.com/office/drawing/2016/5/9/chartex" xmlns:cx4="http://schemas.microsoft.com/office/drawing/2016/5/10/chartex" xmlns:cx5="http://schemas.microsoft.com/office/drawing/2016/5/11/chartex" xmlns:cx6="http://schemas.microsoft.com/office/drawing/2016/5/12/chartex" xmlns:cx7="http://schemas.microsoft.com/office/drawing/2016/5/13/chartex" xmlns:cx8="http://schemas.microsoft.com/office/drawing/2016/5/14/chartex" xmlns:mc="http://schemas.openxmlformats.org/markup-compatibility/2006" xmlns:aink="http://schemas.microsoft.com/office/drawing/2016/ink" xmlns:am3d="http://schemas.microsoft.com/office/drawing/2017/model3d" xmlns:o="urn:schemas-microsoft-com:office:office" xmlns:oel="http://schemas.microsoft.com/office/2019/extlst" xmlns:r="http://schemas.openxmlformats.org/officeDocument/2006/relationships" xmlns:m="http://schemas.openxmlformats.org/officeDocument/2006/math" xmlns:v="urn:schemas-microsoft-com:vml" xmlns:wp14="http://schemas.microsoft.com/office/word/2010/wordprocessingDrawing" xmlns:wp="http://schemas.openxmlformats.org/drawingml/2006/wordprocessingDrawing" xmlns:w10="urn:schemas-microsoft-com:office:word" xmlns:w="http://schemas.openxmlformats.org/wordprocessingml/2006/main" xmlns:w14="http://schemas.microsoft.com/office/word/2010/wordml" xmlns:w15="http://schemas.microsoft.com/office/word/2012/wordml" xmlns:w16cex="http://schemas.microsoft.com/office/word/2018/wordml/cex" xmlns:w16cid="http://schemas.microsoft.com/office/word/2016/wordml/cid" xmlns:w16="http://schemas.microsoft.com/office/word/2018/wordml" xmlns:w16du="http://schemas.microsoft.com/office/word/2023/wordml/word16du" xmlns:w16sdtdh="http://schemas.microsoft.com/office/word/2020/wordml/sdtdatahash" xmlns:w16sdtfl="http://schemas.microsoft.com/office/word/2024/wordml/sdtformatlock" xmlns:w16se="http://schemas.microsoft.com/office/word/2015/wordml/symex" xmlns:wpg="http://schemas.microsoft.com/office/word/2010/wordprocessingGroup" xmlns:wpi="http://schemas.microsoft.com/office/word/2010/wordprocessingInk" xmlns:wne="http://schemas.microsoft.com/office/word/2006/wordml" xmlns:wps="http://schemas.microsoft.com/office/word/2010/wordprocessingShape" mc:Ignorable="w14 w15 w16se w16cid w16 w16cex w16sdtdh w16sdtfl w16du wp14">
   <w:body>
     <w:tbl>
       <w:tblPr>
@@ -118,24 +118,41 @@
           <w:b/>
           <w:bCs/>
         </w:rPr>
-        <w:t xml:space="preserve">GIT REPOSITRY LINK : </w:t>
-      </w:r>
-    </w:p>
-    <w:p>
-      <w:pPr>
+        <w:t xml:space="preserve">GIT REPOSITRY </w:t>
+      </w:r>
+      <w:proofErr w:type="gramStart"/>
+      <w:r>
         <w:rPr>
           <w:b/>
           <w:bCs/>
         </w:rPr>
-      </w:pPr>
-      <w:hyperlink r:id="rId5" w:history="1">
+        <w:t>LINK :</w:t>
+      </w:r>
+      <w:proofErr w:type="gramEnd"/>
+      <w:r>
+        <w:rPr>
+          <w:b/>
+          <w:bCs/>
+        </w:rPr>
+        <w:t xml:space="preserve"> </w:t>
+      </w:r>
+    </w:p>
+    <w:p>
+      <w:pPr>
+        <w:rPr>
+          <w:b/>
+          <w:bCs/>
+          <w:u w:val="single"/>
+        </w:rPr>
+      </w:pPr>
+      <w:hyperlink r:id="rId7" w:history="1">
         <w:r>
           <w:rPr>
             <w:rStyle w:val="Hyperlink"/>
             <w:b/>
             <w:bCs/>
           </w:rPr>
-          <w:t>https://github.com/romilgabani19/JAVA-Practical/tree/main/Practical-3</w:t>
+          <w:t>https://github.com/romilgabani19/JAVA-Practical</w:t>
         </w:r>
       </w:hyperlink>
     </w:p>
@@ -195,14 +212,32 @@
           <w:szCs w:val="28"/>
           <w:u w:val="single"/>
         </w:rPr>
-        <w:t xml:space="preserve">PROBLEM-1 : </w:t>
-      </w:r>
+        <w:t>PROBLEM-</w:t>
+      </w:r>
+      <w:proofErr w:type="gramStart"/>
       <w:r>
         <w:rPr>
           <w:sz w:val="28"/>
           <w:szCs w:val="28"/>
           <w:u w:val="single"/>
         </w:rPr>
+        <w:t>1 :</w:t>
+      </w:r>
+      <w:proofErr w:type="gramEnd"/>
+      <w:r>
+        <w:rPr>
+          <w:sz w:val="28"/>
+          <w:szCs w:val="28"/>
+          <w:u w:val="single"/>
+        </w:rPr>
+        <w:t xml:space="preserve"> </w:t>
+      </w:r>
+      <w:r>
+        <w:rPr>
+          <w:sz w:val="28"/>
+          <w:szCs w:val="28"/>
+          <w:u w:val="single"/>
+        </w:rPr>
         <w:t>Distinct points (Point.java + Driver.java with main)</w:t>
       </w:r>
     </w:p>
@@ -216,25 +251,43 @@
         <w:t xml:space="preserve">(b) Override </w:t>
       </w:r>
       <w:proofErr w:type="spellStart"/>
+      <w:proofErr w:type="gramStart"/>
       <w:r>
         <w:t>toString</w:t>
       </w:r>
       <w:proofErr w:type="spellEnd"/>
       <w:r>
-        <w:t>() to return “(x, y)”.</w:t>
-      </w:r>
-    </w:p>
-    <w:p>
-      <w:r>
-        <w:t xml:space="preserve">(c) Override equals(Object) to be true when both x and y match, and </w:t>
-      </w:r>
-      <w:proofErr w:type="spellStart"/>
+        <w:t>(</w:t>
+      </w:r>
+      <w:proofErr w:type="gramEnd"/>
+      <w:r>
+        <w:t>) to return “(x, y)”.</w:t>
+      </w:r>
+    </w:p>
+    <w:p>
+      <w:r>
+        <w:t xml:space="preserve">(c) Override </w:t>
+      </w:r>
+      <w:proofErr w:type="gramStart"/>
+      <w:r>
+        <w:t>equals(</w:t>
+      </w:r>
+      <w:proofErr w:type="gramEnd"/>
+      <w:r>
+        <w:t xml:space="preserve">Object) to be true when both x and y match, and </w:t>
+      </w:r>
+      <w:proofErr w:type="spellStart"/>
+      <w:proofErr w:type="gramStart"/>
       <w:r>
         <w:t>hashCode</w:t>
       </w:r>
       <w:proofErr w:type="spellEnd"/>
       <w:r>
-        <w:t>() to agree</w:t>
+        <w:t>(</w:t>
+      </w:r>
+      <w:proofErr w:type="gramEnd"/>
+      <w:r>
+        <w:t>) to agree</w:t>
       </w:r>
     </w:p>
     <w:p>
@@ -260,12 +313,28 @@
       </w:r>
       <w:proofErr w:type="spellEnd"/>
       <w:r>
-        <w:t>: build a Point[] with some repeated coordinates.</w:t>
-      </w:r>
-    </w:p>
-    <w:p>
-      <w:r>
-        <w:t>(e) Count distinct points: for each point, use equals() to check whether it already</w:t>
+        <w:t xml:space="preserve">: build a </w:t>
+      </w:r>
+      <w:proofErr w:type="gramStart"/>
+      <w:r>
+        <w:t>Point[</w:t>
+      </w:r>
+      <w:proofErr w:type="gramEnd"/>
+      <w:r>
+        <w:t>] with some repeated coordinates.</w:t>
+      </w:r>
+    </w:p>
+    <w:p>
+      <w:r>
+        <w:t xml:space="preserve">(e) Count distinct points: for each point, use </w:t>
+      </w:r>
+      <w:proofErr w:type="gramStart"/>
+      <w:r>
+        <w:t>equals(</w:t>
+      </w:r>
+      <w:proofErr w:type="gramEnd"/>
+      <w:r>
+        <w:t>) to check whether it already</w:t>
       </w:r>
     </w:p>
     <w:p>
@@ -298,6 +367,7 @@
           <w:szCs w:val="28"/>
         </w:rPr>
       </w:pPr>
+      <w:proofErr w:type="gramStart"/>
       <w:r>
         <w:rPr>
           <w:sz w:val="28"/>
@@ -305,6 +375,7 @@
         </w:rPr>
         <w:t>CODE :</w:t>
       </w:r>
+      <w:proofErr w:type="gramEnd"/>
       <w:r>
         <w:rPr>
           <w:sz w:val="28"/>
@@ -326,8 +397,13 @@
         <w:t xml:space="preserve">import </w:t>
       </w:r>
       <w:proofErr w:type="spellStart"/>
-      <w:r>
-        <w:t>java.util.Objects</w:t>
+      <w:proofErr w:type="gramStart"/>
+      <w:r>
+        <w:t>java.util</w:t>
+      </w:r>
+      <w:proofErr w:type="gramEnd"/>
+      <w:r>
+        <w:t>.Objects</w:t>
       </w:r>
       <w:proofErr w:type="spellEnd"/>
       <w:r>
@@ -353,7 +429,15 @@
     <w:p/>
     <w:p>
       <w:r>
-        <w:t>    public Point(int x, int y) {</w:t>
+        <w:t xml:space="preserve">    public </w:t>
+      </w:r>
+      <w:proofErr w:type="gramStart"/>
+      <w:r>
+        <w:t>Point(</w:t>
+      </w:r>
+      <w:proofErr w:type="gramEnd"/>
+      <w:r>
+        <w:t>int x, int y) {</w:t>
       </w:r>
     </w:p>
     <w:p>
@@ -374,10 +458,12 @@
         <w:t xml:space="preserve">        </w:t>
       </w:r>
       <w:proofErr w:type="spellStart"/>
+      <w:proofErr w:type="gramStart"/>
       <w:r>
         <w:t>this.y</w:t>
       </w:r>
       <w:proofErr w:type="spellEnd"/>
+      <w:proofErr w:type="gramEnd"/>
       <w:r>
         <w:t xml:space="preserve"> = y;</w:t>
       </w:r>
@@ -398,12 +484,17 @@
         <w:t xml:space="preserve">    public String </w:t>
       </w:r>
       <w:proofErr w:type="spellStart"/>
+      <w:proofErr w:type="gramStart"/>
       <w:r>
         <w:t>toString</w:t>
       </w:r>
       <w:proofErr w:type="spellEnd"/>
       <w:r>
-        <w:t>() {</w:t>
+        <w:t>(</w:t>
+      </w:r>
+      <w:proofErr w:type="gramEnd"/>
+      <w:r>
+        <w:t>) {</w:t>
       </w:r>
     </w:p>
     <w:p>
@@ -432,7 +523,15 @@
       </w:r>
       <w:proofErr w:type="spellEnd"/>
       <w:r>
-        <w:t xml:space="preserve"> equals(Object </w:t>
+        <w:t xml:space="preserve"> </w:t>
+      </w:r>
+      <w:proofErr w:type="gramStart"/>
+      <w:r>
+        <w:t>equals(</w:t>
+      </w:r>
+      <w:proofErr w:type="gramEnd"/>
+      <w:r>
+        <w:t xml:space="preserve">Object </w:t>
       </w:r>
       <w:proofErr w:type="spellStart"/>
       <w:r>
@@ -463,9 +562,14 @@
     </w:p>
     <w:p>
       <w:r>
-        <w:t>        if (!(</w:t>
-      </w:r>
-      <w:proofErr w:type="spellStart"/>
+        <w:t xml:space="preserve">        if </w:t>
+      </w:r>
+      <w:proofErr w:type="gramStart"/>
+      <w:r>
+        <w:t>(!(</w:t>
+      </w:r>
+      <w:proofErr w:type="spellStart"/>
+      <w:proofErr w:type="gramEnd"/>
       <w:r>
         <w:t>obj</w:t>
       </w:r>
@@ -538,12 +642,17 @@
         <w:t xml:space="preserve">    public int </w:t>
       </w:r>
       <w:proofErr w:type="spellStart"/>
+      <w:proofErr w:type="gramStart"/>
       <w:r>
         <w:t>hashCode</w:t>
       </w:r>
       <w:proofErr w:type="spellEnd"/>
       <w:r>
-        <w:t>() {</w:t>
+        <w:t>(</w:t>
+      </w:r>
+      <w:proofErr w:type="gramEnd"/>
+      <w:r>
+        <w:t>) {</w:t>
       </w:r>
     </w:p>
     <w:p>
@@ -577,13 +686,22 @@
           <w:szCs w:val="28"/>
         </w:rPr>
       </w:pPr>
+      <w:proofErr w:type="gramStart"/>
       <w:r>
         <w:rPr>
           <w:sz w:val="28"/>
           <w:szCs w:val="28"/>
         </w:rPr>
         <w:lastRenderedPageBreak/>
-        <w:t>CODE : Driver.java</w:t>
+        <w:t>CODE :</w:t>
+      </w:r>
+      <w:proofErr w:type="gramEnd"/>
+      <w:r>
+        <w:rPr>
+          <w:sz w:val="28"/>
+          <w:szCs w:val="28"/>
+        </w:rPr>
+        <w:t xml:space="preserve"> Driver.java</w:t>
       </w:r>
     </w:p>
     <w:p>
@@ -593,7 +711,15 @@
     </w:p>
     <w:p>
       <w:r>
-        <w:t xml:space="preserve">    public static void main(String[] </w:t>
+        <w:t xml:space="preserve">    public static void </w:t>
+      </w:r>
+      <w:proofErr w:type="gramStart"/>
+      <w:r>
+        <w:t>main(String[</w:t>
+      </w:r>
+      <w:proofErr w:type="gramEnd"/>
+      <w:r>
+        <w:t xml:space="preserve">] </w:t>
       </w:r>
       <w:proofErr w:type="spellStart"/>
       <w:r>
@@ -607,32 +733,88 @@
     <w:p/>
     <w:p>
       <w:r>
-        <w:t>        Point[] points = {</w:t>
-      </w:r>
-    </w:p>
-    <w:p>
-      <w:r>
-        <w:t>            new Point(1, 2),</w:t>
-      </w:r>
-    </w:p>
-    <w:p>
-      <w:r>
-        <w:t>            new Point(3, 4),</w:t>
-      </w:r>
-    </w:p>
-    <w:p>
-      <w:r>
-        <w:t>            new Point(1, 2), // Repeat</w:t>
-      </w:r>
-    </w:p>
-    <w:p>
-      <w:r>
-        <w:t>            new Point(5, 6),</w:t>
-      </w:r>
-    </w:p>
-    <w:p>
-      <w:r>
-        <w:t>            new Point(3, 4)  // Repeat</w:t>
+        <w:t xml:space="preserve">        </w:t>
+      </w:r>
+      <w:proofErr w:type="gramStart"/>
+      <w:r>
+        <w:t>Point[</w:t>
+      </w:r>
+      <w:proofErr w:type="gramEnd"/>
+      <w:r>
+        <w:t>] points = {</w:t>
+      </w:r>
+    </w:p>
+    <w:p>
+      <w:r>
+        <w:t xml:space="preserve">            new </w:t>
+      </w:r>
+      <w:proofErr w:type="gramStart"/>
+      <w:r>
+        <w:t>Point(</w:t>
+      </w:r>
+      <w:proofErr w:type="gramEnd"/>
+      <w:r>
+        <w:t>1, 2),</w:t>
+      </w:r>
+    </w:p>
+    <w:p>
+      <w:r>
+        <w:t xml:space="preserve">            new </w:t>
+      </w:r>
+      <w:proofErr w:type="gramStart"/>
+      <w:r>
+        <w:t>Point(</w:t>
+      </w:r>
+      <w:proofErr w:type="gramEnd"/>
+      <w:r>
+        <w:t>3, 4),</w:t>
+      </w:r>
+    </w:p>
+    <w:p>
+      <w:r>
+        <w:t xml:space="preserve">            new </w:t>
+      </w:r>
+      <w:proofErr w:type="gramStart"/>
+      <w:r>
+        <w:t>Point(</w:t>
+      </w:r>
+      <w:proofErr w:type="gramEnd"/>
+      <w:r>
+        <w:t>1, 2), // Repeat</w:t>
+      </w:r>
+    </w:p>
+    <w:p>
+      <w:r>
+        <w:t xml:space="preserve">            new </w:t>
+      </w:r>
+      <w:proofErr w:type="gramStart"/>
+      <w:r>
+        <w:t>Point(</w:t>
+      </w:r>
+      <w:proofErr w:type="gramEnd"/>
+      <w:r>
+        <w:t>5, 6),</w:t>
+      </w:r>
+    </w:p>
+    <w:p>
+      <w:r>
+        <w:t xml:space="preserve">            new </w:t>
+      </w:r>
+      <w:proofErr w:type="gramStart"/>
+      <w:r>
+        <w:t>Point(</w:t>
+      </w:r>
+      <w:proofErr w:type="gramEnd"/>
+      <w:r>
+        <w:t>3, 4</w:t>
+      </w:r>
+      <w:proofErr w:type="gramStart"/>
+      <w:r>
+        <w:t>)  /</w:t>
+      </w:r>
+      <w:proofErr w:type="gramEnd"/>
+      <w:r>
+        <w:t>/ Repeat</w:t>
       </w:r>
     </w:p>
     <w:p>
@@ -668,10 +850,12 @@
         <w:t xml:space="preserve"> &lt; </w:t>
       </w:r>
       <w:proofErr w:type="spellStart"/>
+      <w:proofErr w:type="gramStart"/>
       <w:r>
         <w:t>points.length</w:t>
       </w:r>
       <w:proofErr w:type="spellEnd"/>
+      <w:proofErr w:type="gramEnd"/>
       <w:r>
         <w:t xml:space="preserve">; </w:t>
       </w:r>
@@ -720,8 +904,13 @@
         <w:t>i</w:t>
       </w:r>
       <w:proofErr w:type="spellEnd"/>
-      <w:r>
-        <w:t>].equals(points[j])) {</w:t>
+      <w:proofErr w:type="gramStart"/>
+      <w:r>
+        <w:t>].equals</w:t>
+      </w:r>
+      <w:proofErr w:type="gramEnd"/>
+      <w:r>
+        <w:t>(points[j])) {</w:t>
       </w:r>
     </w:p>
     <w:p>
@@ -747,7 +936,15 @@
     <w:p/>
     <w:p>
       <w:r>
-        <w:t>            if (!found) {</w:t>
+        <w:t xml:space="preserve">            if </w:t>
+      </w:r>
+      <w:proofErr w:type="gramStart"/>
+      <w:r>
+        <w:t>(!found</w:t>
+      </w:r>
+      <w:proofErr w:type="gramEnd"/>
+      <w:r>
+        <w:t>) {</w:t>
       </w:r>
     </w:p>
     <w:p>
@@ -797,12 +994,21 @@
           <w:szCs w:val="28"/>
         </w:rPr>
       </w:pPr>
-      <w:r>
-        <w:rPr>
-          <w:sz w:val="28"/>
-          <w:szCs w:val="28"/>
-        </w:rPr>
-        <w:t xml:space="preserve">OUTPUT : </w:t>
+      <w:proofErr w:type="gramStart"/>
+      <w:r>
+        <w:rPr>
+          <w:sz w:val="28"/>
+          <w:szCs w:val="28"/>
+        </w:rPr>
+        <w:t>OUTPUT :</w:t>
+      </w:r>
+      <w:proofErr w:type="gramEnd"/>
+      <w:r>
+        <w:rPr>
+          <w:sz w:val="28"/>
+          <w:szCs w:val="28"/>
+        </w:rPr>
+        <w:t xml:space="preserve"> </w:t>
       </w:r>
     </w:p>
     <w:p>
@@ -836,7 +1042,7 @@
                     </pic:cNvPicPr>
                   </pic:nvPicPr>
                   <pic:blipFill>
-                    <a:blip r:embed="rId6">
+                    <a:blip r:embed="rId8">
                       <a:extLst>
                         <a:ext uri="{28A0092B-C50C-407E-A947-70E740481C1C}">
                           <a14:useLocalDpi xmlns:a14="http://schemas.microsoft.com/office/drawing/2010/main" val="0"/>
@@ -898,14 +1104,32 @@
           <w:szCs w:val="28"/>
           <w:u w:val="single"/>
         </w:rPr>
-        <w:t xml:space="preserve">PROBLEM-2 : </w:t>
-      </w:r>
+        <w:t>PROBLEM-</w:t>
+      </w:r>
+      <w:proofErr w:type="gramStart"/>
       <w:r>
         <w:rPr>
           <w:sz w:val="28"/>
           <w:szCs w:val="28"/>
           <w:u w:val="single"/>
         </w:rPr>
+        <w:t>2 :</w:t>
+      </w:r>
+      <w:proofErr w:type="gramEnd"/>
+      <w:r>
+        <w:rPr>
+          <w:sz w:val="28"/>
+          <w:szCs w:val="28"/>
+          <w:u w:val="single"/>
+        </w:rPr>
+        <w:t xml:space="preserve"> </w:t>
+      </w:r>
+      <w:r>
+        <w:rPr>
+          <w:sz w:val="28"/>
+          <w:szCs w:val="28"/>
+          <w:u w:val="single"/>
+        </w:rPr>
         <w:t xml:space="preserve">Duplicate card check (Card.java + Driver.java) </w:t>
       </w:r>
     </w:p>
@@ -919,12 +1143,25 @@
         <w:t xml:space="preserve">(b) Override </w:t>
       </w:r>
       <w:proofErr w:type="spellStart"/>
+      <w:proofErr w:type="gramStart"/>
       <w:r>
         <w:t>toString</w:t>
       </w:r>
       <w:proofErr w:type="spellEnd"/>
       <w:r>
-        <w:t>() to return rank + “ of ” + suit (e.g. “Queen of Hearts”).</w:t>
+        <w:t>(</w:t>
+      </w:r>
+      <w:proofErr w:type="gramEnd"/>
+      <w:r>
+        <w:t xml:space="preserve">) to return rank + </w:t>
+      </w:r>
+      <w:proofErr w:type="gramStart"/>
+      <w:r>
+        <w:t>“ of</w:t>
+      </w:r>
+      <w:proofErr w:type="gramEnd"/>
+      <w:r>
+        <w:t xml:space="preserve"> ” + suit (e.g. “Queen of Hearts”).</w:t>
       </w:r>
     </w:p>
     <w:p>
@@ -932,12 +1169,17 @@
         <w:t>(c) Override equals()/</w:t>
       </w:r>
       <w:proofErr w:type="spellStart"/>
+      <w:proofErr w:type="gramStart"/>
       <w:r>
         <w:t>hashCode</w:t>
       </w:r>
       <w:proofErr w:type="spellEnd"/>
       <w:r>
-        <w:t>() by rank + suit.</w:t>
+        <w:t>(</w:t>
+      </w:r>
+      <w:proofErr w:type="gramEnd"/>
+      <w:r>
+        <w:t>) by rank + suit.</w:t>
       </w:r>
     </w:p>
     <w:p>
@@ -950,7 +1192,23 @@
       </w:r>
       <w:proofErr w:type="spellEnd"/>
       <w:r>
-        <w:t>: add cards to a Card[] one at a time; before adding each, use equals()</w:t>
+        <w:t xml:space="preserve">: add cards to a </w:t>
+      </w:r>
+      <w:proofErr w:type="gramStart"/>
+      <w:r>
+        <w:t>Card[</w:t>
+      </w:r>
+      <w:proofErr w:type="gramEnd"/>
+      <w:r>
+        <w:t xml:space="preserve">] one at a time; before adding each, use </w:t>
+      </w:r>
+      <w:proofErr w:type="gramStart"/>
+      <w:r>
+        <w:t>equals(</w:t>
+      </w:r>
+      <w:proofErr w:type="gramEnd"/>
+      <w:r>
+        <w:t>)</w:t>
       </w:r>
     </w:p>
     <w:p>
@@ -976,12 +1234,21 @@
           <w:szCs w:val="28"/>
         </w:rPr>
       </w:pPr>
-      <w:r>
-        <w:rPr>
-          <w:sz w:val="28"/>
-          <w:szCs w:val="28"/>
-        </w:rPr>
-        <w:t xml:space="preserve">CODE : </w:t>
+      <w:proofErr w:type="gramStart"/>
+      <w:r>
+        <w:rPr>
+          <w:sz w:val="28"/>
+          <w:szCs w:val="28"/>
+        </w:rPr>
+        <w:t>CODE :</w:t>
+      </w:r>
+      <w:proofErr w:type="gramEnd"/>
+      <w:r>
+        <w:rPr>
+          <w:sz w:val="28"/>
+          <w:szCs w:val="28"/>
+        </w:rPr>
+        <w:t xml:space="preserve"> </w:t>
       </w:r>
       <w:r>
         <w:rPr>
@@ -1014,12 +1281,21 @@
         <w:t xml:space="preserve">import </w:t>
       </w:r>
       <w:proofErr w:type="spellStart"/>
-      <w:r>
-        <w:rPr>
-          <w:sz w:val="28"/>
-          <w:szCs w:val="28"/>
-        </w:rPr>
-        <w:t>java.util.Objects</w:t>
+      <w:proofErr w:type="gramStart"/>
+      <w:r>
+        <w:rPr>
+          <w:sz w:val="28"/>
+          <w:szCs w:val="28"/>
+        </w:rPr>
+        <w:t>java.util</w:t>
+      </w:r>
+      <w:proofErr w:type="gramEnd"/>
+      <w:r>
+        <w:rPr>
+          <w:sz w:val="28"/>
+          <w:szCs w:val="28"/>
+        </w:rPr>
+        <w:t>.Objects</w:t>
       </w:r>
       <w:proofErr w:type="spellEnd"/>
       <w:r>
@@ -1104,7 +1380,23 @@
           <w:szCs w:val="28"/>
         </w:rPr>
         <w:lastRenderedPageBreak/>
-        <w:t>    public Card(String rank, String suit) {</w:t>
+        <w:t xml:space="preserve">    public </w:t>
+      </w:r>
+      <w:proofErr w:type="gramStart"/>
+      <w:r>
+        <w:rPr>
+          <w:sz w:val="28"/>
+          <w:szCs w:val="28"/>
+        </w:rPr>
+        <w:t>Card(</w:t>
+      </w:r>
+      <w:proofErr w:type="gramEnd"/>
+      <w:r>
+        <w:rPr>
+          <w:sz w:val="28"/>
+          <w:szCs w:val="28"/>
+        </w:rPr>
+        <w:t>String rank, String suit) {</w:t>
       </w:r>
     </w:p>
     <w:p>
@@ -1122,6 +1414,7 @@
         <w:t xml:space="preserve">        </w:t>
       </w:r>
       <w:proofErr w:type="spellStart"/>
+      <w:proofErr w:type="gramStart"/>
       <w:r>
         <w:rPr>
           <w:sz w:val="28"/>
@@ -1130,6 +1423,7 @@
         <w:t>this.rank</w:t>
       </w:r>
       <w:proofErr w:type="spellEnd"/>
+      <w:proofErr w:type="gramEnd"/>
       <w:r>
         <w:rPr>
           <w:sz w:val="28"/>
@@ -1153,6 +1447,7 @@
         <w:t xml:space="preserve">        </w:t>
       </w:r>
       <w:proofErr w:type="spellStart"/>
+      <w:proofErr w:type="gramStart"/>
       <w:r>
         <w:rPr>
           <w:sz w:val="28"/>
@@ -1161,6 +1456,7 @@
         <w:t>this.suit</w:t>
       </w:r>
       <w:proofErr w:type="spellEnd"/>
+      <w:proofErr w:type="gramEnd"/>
       <w:r>
         <w:rPr>
           <w:sz w:val="28"/>
@@ -1222,6 +1518,7 @@
         <w:t xml:space="preserve">    public String </w:t>
       </w:r>
       <w:proofErr w:type="spellStart"/>
+      <w:proofErr w:type="gramStart"/>
       <w:r>
         <w:rPr>
           <w:sz w:val="28"/>
@@ -1235,7 +1532,15 @@
           <w:sz w:val="28"/>
           <w:szCs w:val="28"/>
         </w:rPr>
-        <w:t>() {</w:t>
+        <w:t>(</w:t>
+      </w:r>
+      <w:proofErr w:type="gramEnd"/>
+      <w:r>
+        <w:rPr>
+          <w:sz w:val="28"/>
+          <w:szCs w:val="28"/>
+        </w:rPr>
+        <w:t>) {</w:t>
       </w:r>
     </w:p>
     <w:p>
@@ -1319,7 +1624,23 @@
           <w:sz w:val="28"/>
           <w:szCs w:val="28"/>
         </w:rPr>
-        <w:t xml:space="preserve"> equals(Object </w:t>
+        <w:t xml:space="preserve"> </w:t>
+      </w:r>
+      <w:proofErr w:type="gramStart"/>
+      <w:r>
+        <w:rPr>
+          <w:sz w:val="28"/>
+          <w:szCs w:val="28"/>
+        </w:rPr>
+        <w:t>equals(</w:t>
+      </w:r>
+      <w:proofErr w:type="gramEnd"/>
+      <w:r>
+        <w:rPr>
+          <w:sz w:val="28"/>
+          <w:szCs w:val="28"/>
+        </w:rPr>
+        <w:t xml:space="preserve">Object </w:t>
       </w:r>
       <w:proofErr w:type="spellStart"/>
       <w:r>
@@ -1396,9 +1717,18 @@
           <w:sz w:val="28"/>
           <w:szCs w:val="28"/>
         </w:rPr>
-        <w:t>        if (!(</w:t>
-      </w:r>
-      <w:proofErr w:type="spellStart"/>
+        <w:t xml:space="preserve">        if </w:t>
+      </w:r>
+      <w:proofErr w:type="gramStart"/>
+      <w:r>
+        <w:rPr>
+          <w:sz w:val="28"/>
+          <w:szCs w:val="28"/>
+        </w:rPr>
+        <w:t>(!(</w:t>
+      </w:r>
+      <w:proofErr w:type="spellStart"/>
+      <w:proofErr w:type="gramEnd"/>
       <w:r>
         <w:rPr>
           <w:sz w:val="28"/>
@@ -1500,6 +1830,7 @@
         <w:t xml:space="preserve">        return </w:t>
       </w:r>
       <w:proofErr w:type="spellStart"/>
+      <w:proofErr w:type="gramStart"/>
       <w:r>
         <w:rPr>
           <w:sz w:val="28"/>
@@ -1508,6 +1839,7 @@
         <w:t>rank.equals</w:t>
       </w:r>
       <w:proofErr w:type="spellEnd"/>
+      <w:proofErr w:type="gramEnd"/>
       <w:r>
         <w:rPr>
           <w:sz w:val="28"/>
@@ -1516,6 +1848,7 @@
         <w:t>(</w:t>
       </w:r>
       <w:proofErr w:type="spellStart"/>
+      <w:proofErr w:type="gramStart"/>
       <w:r>
         <w:rPr>
           <w:sz w:val="28"/>
@@ -1524,6 +1857,7 @@
         <w:t>c.rank</w:t>
       </w:r>
       <w:proofErr w:type="spellEnd"/>
+      <w:proofErr w:type="gramEnd"/>
       <w:r>
         <w:rPr>
           <w:sz w:val="28"/>
@@ -1532,6 +1866,7 @@
         <w:t xml:space="preserve">) &amp;&amp; </w:t>
       </w:r>
       <w:proofErr w:type="spellStart"/>
+      <w:proofErr w:type="gramStart"/>
       <w:r>
         <w:rPr>
           <w:sz w:val="28"/>
@@ -1540,6 +1875,7 @@
         <w:t>suit.equals</w:t>
       </w:r>
       <w:proofErr w:type="spellEnd"/>
+      <w:proofErr w:type="gramEnd"/>
       <w:r>
         <w:rPr>
           <w:sz w:val="28"/>
@@ -1548,6 +1884,7 @@
         <w:t>(</w:t>
       </w:r>
       <w:proofErr w:type="spellStart"/>
+      <w:proofErr w:type="gramStart"/>
       <w:r>
         <w:rPr>
           <w:sz w:val="28"/>
@@ -1556,6 +1893,7 @@
         <w:t>c.suit</w:t>
       </w:r>
       <w:proofErr w:type="spellEnd"/>
+      <w:proofErr w:type="gramEnd"/>
       <w:r>
         <w:rPr>
           <w:sz w:val="28"/>
@@ -1617,6 +1955,7 @@
         <w:t xml:space="preserve">    public int </w:t>
       </w:r>
       <w:proofErr w:type="spellStart"/>
+      <w:proofErr w:type="gramStart"/>
       <w:r>
         <w:rPr>
           <w:sz w:val="28"/>
@@ -1630,7 +1969,15 @@
           <w:sz w:val="28"/>
           <w:szCs w:val="28"/>
         </w:rPr>
-        <w:t>() {</w:t>
+        <w:t>(</w:t>
+      </w:r>
+      <w:proofErr w:type="gramEnd"/>
+      <w:r>
+        <w:rPr>
+          <w:sz w:val="28"/>
+          <w:szCs w:val="28"/>
+        </w:rPr>
+        <w:t>) {</w:t>
       </w:r>
     </w:p>
     <w:p>
@@ -1718,12 +2065,21 @@
           <w:szCs w:val="28"/>
         </w:rPr>
       </w:pPr>
-      <w:r>
-        <w:rPr>
-          <w:sz w:val="28"/>
-          <w:szCs w:val="28"/>
-        </w:rPr>
-        <w:t>CODE : Driver.java</w:t>
+      <w:proofErr w:type="gramStart"/>
+      <w:r>
+        <w:rPr>
+          <w:sz w:val="28"/>
+          <w:szCs w:val="28"/>
+        </w:rPr>
+        <w:t>CODE :</w:t>
+      </w:r>
+      <w:proofErr w:type="gramEnd"/>
+      <w:r>
+        <w:rPr>
+          <w:sz w:val="28"/>
+          <w:szCs w:val="28"/>
+        </w:rPr>
+        <w:t xml:space="preserve"> Driver.java</w:t>
       </w:r>
     </w:p>
     <w:p>
@@ -1749,12 +2105,21 @@
         <w:t xml:space="preserve">import </w:t>
       </w:r>
       <w:proofErr w:type="spellStart"/>
-      <w:r>
-        <w:rPr>
-          <w:sz w:val="28"/>
-          <w:szCs w:val="28"/>
-        </w:rPr>
-        <w:t>java.util.Scanner</w:t>
+      <w:proofErr w:type="gramStart"/>
+      <w:r>
+        <w:rPr>
+          <w:sz w:val="28"/>
+          <w:szCs w:val="28"/>
+        </w:rPr>
+        <w:t>java.util</w:t>
+      </w:r>
+      <w:proofErr w:type="gramEnd"/>
+      <w:r>
+        <w:rPr>
+          <w:sz w:val="28"/>
+          <w:szCs w:val="28"/>
+        </w:rPr>
+        <w:t>.Scanner</w:t>
       </w:r>
       <w:proofErr w:type="spellEnd"/>
       <w:r>
@@ -1800,7 +2165,23 @@
           <w:sz w:val="28"/>
           <w:szCs w:val="28"/>
         </w:rPr>
-        <w:t xml:space="preserve">    public static void main(String[] </w:t>
+        <w:t xml:space="preserve">    public static void </w:t>
+      </w:r>
+      <w:proofErr w:type="gramStart"/>
+      <w:r>
+        <w:rPr>
+          <w:sz w:val="28"/>
+          <w:szCs w:val="28"/>
+        </w:rPr>
+        <w:t>main(String[</w:t>
+      </w:r>
+      <w:proofErr w:type="gramEnd"/>
+      <w:r>
+        <w:rPr>
+          <w:sz w:val="28"/>
+          <w:szCs w:val="28"/>
+        </w:rPr>
+        <w:t xml:space="preserve">] </w:t>
       </w:r>
       <w:proofErr w:type="spellStart"/>
       <w:r>
@@ -1847,7 +2228,23 @@
           <w:sz w:val="28"/>
           <w:szCs w:val="28"/>
         </w:rPr>
-        <w:t xml:space="preserve"> = new Scanner(System.in);</w:t>
+        <w:t xml:space="preserve"> = new </w:t>
+      </w:r>
+      <w:proofErr w:type="gramStart"/>
+      <w:r>
+        <w:rPr>
+          <w:sz w:val="28"/>
+          <w:szCs w:val="28"/>
+        </w:rPr>
+        <w:t>Scanner(</w:t>
+      </w:r>
+      <w:proofErr w:type="gramEnd"/>
+      <w:r>
+        <w:rPr>
+          <w:sz w:val="28"/>
+          <w:szCs w:val="28"/>
+        </w:rPr>
+        <w:t>System.in);</w:t>
       </w:r>
     </w:p>
     <w:p>
@@ -1904,6 +2301,7 @@
         <w:t xml:space="preserve">        int n = </w:t>
       </w:r>
       <w:proofErr w:type="spellStart"/>
+      <w:proofErr w:type="gramStart"/>
       <w:r>
         <w:rPr>
           <w:sz w:val="28"/>
@@ -1912,6 +2310,7 @@
         <w:t>sc.nextInt</w:t>
       </w:r>
       <w:proofErr w:type="spellEnd"/>
+      <w:proofErr w:type="gramEnd"/>
       <w:r>
         <w:rPr>
           <w:sz w:val="28"/>
@@ -1935,6 +2334,7 @@
         <w:t xml:space="preserve">        </w:t>
       </w:r>
       <w:proofErr w:type="spellStart"/>
+      <w:proofErr w:type="gramStart"/>
       <w:r>
         <w:rPr>
           <w:sz w:val="28"/>
@@ -1943,6 +2343,7 @@
         <w:t>sc.nextLine</w:t>
       </w:r>
       <w:proofErr w:type="spellEnd"/>
+      <w:proofErr w:type="gramEnd"/>
       <w:r>
         <w:rPr>
           <w:sz w:val="28"/>
@@ -1971,23 +2372,39 @@
           <w:sz w:val="28"/>
           <w:szCs w:val="28"/>
         </w:rPr>
-        <w:t>        Card[] cards = new Card[n];</w:t>
-      </w:r>
-    </w:p>
-    <w:p>
-      <w:pPr>
-        <w:rPr>
-          <w:sz w:val="28"/>
-          <w:szCs w:val="28"/>
-        </w:rPr>
-      </w:pPr>
-      <w:r>
-        <w:rPr>
-          <w:sz w:val="28"/>
-          <w:szCs w:val="28"/>
-        </w:rPr>
         <w:t xml:space="preserve">        </w:t>
       </w:r>
+      <w:proofErr w:type="gramStart"/>
+      <w:r>
+        <w:rPr>
+          <w:sz w:val="28"/>
+          <w:szCs w:val="28"/>
+        </w:rPr>
+        <w:t>Card[</w:t>
+      </w:r>
+      <w:proofErr w:type="gramEnd"/>
+      <w:r>
+        <w:rPr>
+          <w:sz w:val="28"/>
+          <w:szCs w:val="28"/>
+        </w:rPr>
+        <w:t>] cards = new Card[n];</w:t>
+      </w:r>
+    </w:p>
+    <w:p>
+      <w:pPr>
+        <w:rPr>
+          <w:sz w:val="28"/>
+          <w:szCs w:val="28"/>
+        </w:rPr>
+      </w:pPr>
+      <w:r>
+        <w:rPr>
+          <w:sz w:val="28"/>
+          <w:szCs w:val="28"/>
+        </w:rPr>
+        <w:t xml:space="preserve">        </w:t>
+      </w:r>
       <w:proofErr w:type="spellStart"/>
       <w:r>
         <w:rPr>
@@ -2138,6 +2555,7 @@
         <w:t xml:space="preserve">            String rank = </w:t>
       </w:r>
       <w:proofErr w:type="spellStart"/>
+      <w:proofErr w:type="gramStart"/>
       <w:r>
         <w:rPr>
           <w:sz w:val="28"/>
@@ -2146,6 +2564,7 @@
         <w:t>sc.nextLine</w:t>
       </w:r>
       <w:proofErr w:type="spellEnd"/>
+      <w:proofErr w:type="gramEnd"/>
       <w:r>
         <w:rPr>
           <w:sz w:val="28"/>
@@ -2208,6 +2627,7 @@
         <w:t xml:space="preserve">            String suit = </w:t>
       </w:r>
       <w:proofErr w:type="spellStart"/>
+      <w:proofErr w:type="gramStart"/>
       <w:r>
         <w:rPr>
           <w:sz w:val="28"/>
@@ -2216,6 +2636,7 @@
         <w:t>sc.nextLine</w:t>
       </w:r>
       <w:proofErr w:type="spellEnd"/>
+      <w:proofErr w:type="gramEnd"/>
       <w:r>
         <w:rPr>
           <w:sz w:val="28"/>
@@ -2261,7 +2682,23 @@
           <w:sz w:val="28"/>
           <w:szCs w:val="28"/>
         </w:rPr>
-        <w:t xml:space="preserve"> = new Card(rank, suit);</w:t>
+        <w:t xml:space="preserve"> = new </w:t>
+      </w:r>
+      <w:proofErr w:type="gramStart"/>
+      <w:r>
+        <w:rPr>
+          <w:sz w:val="28"/>
+          <w:szCs w:val="28"/>
+        </w:rPr>
+        <w:t>Card(</w:t>
+      </w:r>
+      <w:proofErr w:type="gramEnd"/>
+      <w:r>
+        <w:rPr>
+          <w:sz w:val="28"/>
+          <w:szCs w:val="28"/>
+        </w:rPr>
+        <w:t>rank, suit);</w:t>
       </w:r>
     </w:p>
     <w:p>
@@ -2585,7 +3022,15 @@
           <w:sz w:val="28"/>
           <w:szCs w:val="28"/>
         </w:rPr>
-        <w:t>        if (!</w:t>
+        <w:t xml:space="preserve">        if </w:t>
+      </w:r>
+      <w:proofErr w:type="gramStart"/>
+      <w:r>
+        <w:rPr>
+          <w:sz w:val="28"/>
+          <w:szCs w:val="28"/>
+        </w:rPr>
+        <w:t>(!</w:t>
       </w:r>
       <w:proofErr w:type="spellStart"/>
       <w:r>
@@ -2596,6 +3041,7 @@
         <w:t>duplicateFound</w:t>
       </w:r>
       <w:proofErr w:type="spellEnd"/>
+      <w:proofErr w:type="gramEnd"/>
       <w:r>
         <w:rPr>
           <w:sz w:val="28"/>
@@ -2673,6 +3119,7 @@
         <w:t xml:space="preserve">        </w:t>
       </w:r>
       <w:proofErr w:type="spellStart"/>
+      <w:proofErr w:type="gramStart"/>
       <w:r>
         <w:rPr>
           <w:sz w:val="28"/>
@@ -2681,6 +3128,7 @@
         <w:t>sc.close</w:t>
       </w:r>
       <w:proofErr w:type="spellEnd"/>
+      <w:proofErr w:type="gramEnd"/>
       <w:r>
         <w:rPr>
           <w:sz w:val="28"/>
@@ -2734,12 +3182,21 @@
           <w:szCs w:val="28"/>
         </w:rPr>
       </w:pPr>
-      <w:r>
-        <w:rPr>
-          <w:sz w:val="28"/>
-          <w:szCs w:val="28"/>
-        </w:rPr>
-        <w:t xml:space="preserve">OUTPUT : </w:t>
+      <w:proofErr w:type="gramStart"/>
+      <w:r>
+        <w:rPr>
+          <w:sz w:val="28"/>
+          <w:szCs w:val="28"/>
+        </w:rPr>
+        <w:t>OUTPUT :</w:t>
+      </w:r>
+      <w:proofErr w:type="gramEnd"/>
+      <w:r>
+        <w:rPr>
+          <w:sz w:val="28"/>
+          <w:szCs w:val="28"/>
+        </w:rPr>
+        <w:t xml:space="preserve"> </w:t>
       </w:r>
     </w:p>
     <w:p>
@@ -2781,7 +3238,7 @@
                     </pic:cNvPicPr>
                   </pic:nvPicPr>
                   <pic:blipFill>
-                    <a:blip r:embed="rId7">
+                    <a:blip r:embed="rId9">
                       <a:extLst>
                         <a:ext uri="{28A0092B-C50C-407E-A947-70E740481C1C}">
                           <a14:useLocalDpi xmlns:a14="http://schemas.microsoft.com/office/drawing/2010/main" val="0"/>
@@ -2839,12 +3296,26 @@
         <w:rPr>
           <w:u w:val="single"/>
         </w:rPr>
-        <w:t xml:space="preserve">PROBLEM-3 : </w:t>
-      </w:r>
+        <w:t>PROBLEM-</w:t>
+      </w:r>
+      <w:proofErr w:type="gramStart"/>
       <w:r>
         <w:rPr>
           <w:u w:val="single"/>
         </w:rPr>
+        <w:t>3 :</w:t>
+      </w:r>
+      <w:proofErr w:type="gramEnd"/>
+      <w:r>
+        <w:rPr>
+          <w:u w:val="single"/>
+        </w:rPr>
+        <w:t xml:space="preserve"> </w:t>
+      </w:r>
+      <w:r>
+        <w:rPr>
+          <w:u w:val="single"/>
+        </w:rPr>
         <w:t>Fractions (Fraction.java + Driver.java)</w:t>
       </w:r>
     </w:p>
@@ -2866,6 +3337,7 @@
         <w:t xml:space="preserve">(b) In the constructor, reduce to lowest terms: compute g = </w:t>
       </w:r>
       <w:proofErr w:type="spellStart"/>
+      <w:proofErr w:type="gramStart"/>
       <w:r>
         <w:t>gcd</w:t>
       </w:r>
@@ -2874,6 +3346,7 @@
         <w:t>(</w:t>
       </w:r>
       <w:proofErr w:type="spellStart"/>
+      <w:proofErr w:type="gramEnd"/>
       <w:r>
         <w:t>num</w:t>
       </w:r>
@@ -2892,12 +3365,17 @@
         <w:t xml:space="preserve">(c) Override </w:t>
       </w:r>
       <w:proofErr w:type="spellStart"/>
+      <w:proofErr w:type="gramStart"/>
       <w:r>
         <w:t>toString</w:t>
       </w:r>
       <w:proofErr w:type="spellEnd"/>
       <w:r>
-        <w:t xml:space="preserve">() to return </w:t>
+        <w:t>(</w:t>
+      </w:r>
+      <w:proofErr w:type="gramEnd"/>
+      <w:r>
+        <w:t xml:space="preserve">) to return </w:t>
       </w:r>
       <w:proofErr w:type="spellStart"/>
       <w:r>
@@ -2913,12 +3391,17 @@
         <w:t>(d) Override equals()/</w:t>
       </w:r>
       <w:proofErr w:type="spellStart"/>
+      <w:proofErr w:type="gramStart"/>
       <w:r>
         <w:t>hashCode</w:t>
       </w:r>
       <w:proofErr w:type="spellEnd"/>
       <w:r>
-        <w:t xml:space="preserve">() using the reduced </w:t>
+        <w:t>(</w:t>
+      </w:r>
+      <w:proofErr w:type="gramEnd"/>
+      <w:r>
+        <w:t xml:space="preserve">) using the reduced </w:t>
       </w:r>
       <w:proofErr w:type="spellStart"/>
       <w:r>
@@ -2949,7 +3432,23 @@
     </w:p>
     <w:p>
       <w:r>
-        <w:t>Expected output: new Fraction(2,4) prints “1/2” and equals new Fraction(1,2).</w:t>
+        <w:t xml:space="preserve">Expected output: new </w:t>
+      </w:r>
+      <w:proofErr w:type="gramStart"/>
+      <w:r>
+        <w:t>Fraction(</w:t>
+      </w:r>
+      <w:proofErr w:type="gramEnd"/>
+      <w:r>
+        <w:t xml:space="preserve">2,4) prints “1/2” and equals new </w:t>
+      </w:r>
+      <w:proofErr w:type="gramStart"/>
+      <w:r>
+        <w:t>Fraction(</w:t>
+      </w:r>
+      <w:proofErr w:type="gramEnd"/>
+      <w:r>
+        <w:t>1,2).</w:t>
       </w:r>
     </w:p>
     <w:p/>
@@ -2960,6 +3459,7 @@
           <w:szCs w:val="28"/>
         </w:rPr>
       </w:pPr>
+      <w:proofErr w:type="gramStart"/>
       <w:r>
         <w:rPr>
           <w:sz w:val="28"/>
@@ -2967,6 +3467,7 @@
         </w:rPr>
         <w:t>CODE :</w:t>
       </w:r>
+      <w:proofErr w:type="gramEnd"/>
       <w:r>
         <w:rPr>
           <w:sz w:val="28"/>
@@ -2998,12 +3499,21 @@
         <w:t xml:space="preserve">import </w:t>
       </w:r>
       <w:proofErr w:type="spellStart"/>
-      <w:r>
-        <w:rPr>
-          <w:sz w:val="28"/>
-          <w:szCs w:val="28"/>
-        </w:rPr>
-        <w:t>java.util.Objects</w:t>
+      <w:proofErr w:type="gramStart"/>
+      <w:r>
+        <w:rPr>
+          <w:sz w:val="28"/>
+          <w:szCs w:val="28"/>
+        </w:rPr>
+        <w:t>java.util</w:t>
+      </w:r>
+      <w:proofErr w:type="gramEnd"/>
+      <w:r>
+        <w:rPr>
+          <w:sz w:val="28"/>
+          <w:szCs w:val="28"/>
+        </w:rPr>
+        <w:t>.Objects</w:t>
       </w:r>
       <w:proofErr w:type="spellEnd"/>
       <w:r>
@@ -3096,7 +3606,23 @@
           <w:sz w:val="28"/>
           <w:szCs w:val="28"/>
         </w:rPr>
-        <w:t xml:space="preserve">    public Fraction(int </w:t>
+        <w:t xml:space="preserve">    public </w:t>
+      </w:r>
+      <w:proofErr w:type="gramStart"/>
+      <w:r>
+        <w:rPr>
+          <w:sz w:val="28"/>
+          <w:szCs w:val="28"/>
+        </w:rPr>
+        <w:t>Fraction(</w:t>
+      </w:r>
+      <w:proofErr w:type="gramEnd"/>
+      <w:r>
+        <w:rPr>
+          <w:sz w:val="28"/>
+          <w:szCs w:val="28"/>
+        </w:rPr>
+        <w:t xml:space="preserve">int </w:t>
       </w:r>
       <w:proofErr w:type="spellStart"/>
       <w:r>
@@ -3145,6 +3671,7 @@
         <w:t xml:space="preserve">            throw new </w:t>
       </w:r>
       <w:proofErr w:type="spellStart"/>
+      <w:proofErr w:type="gramStart"/>
       <w:r>
         <w:rPr>
           <w:sz w:val="28"/>
@@ -3158,7 +3685,15 @@
           <w:sz w:val="28"/>
           <w:szCs w:val="28"/>
         </w:rPr>
-        <w:t>("Denominator cannot be zero.");</w:t>
+        <w:t>(</w:t>
+      </w:r>
+      <w:proofErr w:type="gramEnd"/>
+      <w:r>
+        <w:rPr>
+          <w:sz w:val="28"/>
+          <w:szCs w:val="28"/>
+        </w:rPr>
+        <w:t>"Denominator cannot be zero.");</w:t>
       </w:r>
     </w:p>
     <w:p>
@@ -3199,6 +3734,7 @@
         <w:t xml:space="preserve">        int g = </w:t>
       </w:r>
       <w:proofErr w:type="spellStart"/>
+      <w:proofErr w:type="gramStart"/>
       <w:r>
         <w:rPr>
           <w:sz w:val="28"/>
@@ -3215,6 +3751,7 @@
         <w:t>(</w:t>
       </w:r>
       <w:proofErr w:type="spellStart"/>
+      <w:proofErr w:type="gramEnd"/>
       <w:r>
         <w:rPr>
           <w:sz w:val="28"/>
@@ -3550,6 +4087,7 @@
         <w:t xml:space="preserve">    private int </w:t>
       </w:r>
       <w:proofErr w:type="spellStart"/>
+      <w:proofErr w:type="gramStart"/>
       <w:r>
         <w:rPr>
           <w:sz w:val="28"/>
@@ -3563,22 +4101,46 @@
           <w:sz w:val="28"/>
           <w:szCs w:val="28"/>
         </w:rPr>
-        <w:t>(int a, int b) {</w:t>
-      </w:r>
-    </w:p>
-    <w:p>
-      <w:pPr>
-        <w:rPr>
-          <w:sz w:val="28"/>
-          <w:szCs w:val="28"/>
-        </w:rPr>
-      </w:pPr>
-      <w:r>
-        <w:rPr>
-          <w:sz w:val="28"/>
-          <w:szCs w:val="28"/>
-        </w:rPr>
-        <w:t>        while (b != 0) {</w:t>
+        <w:t>(</w:t>
+      </w:r>
+      <w:proofErr w:type="gramEnd"/>
+      <w:r>
+        <w:rPr>
+          <w:sz w:val="28"/>
+          <w:szCs w:val="28"/>
+        </w:rPr>
+        <w:t>int a, int b) {</w:t>
+      </w:r>
+    </w:p>
+    <w:p>
+      <w:pPr>
+        <w:rPr>
+          <w:sz w:val="28"/>
+          <w:szCs w:val="28"/>
+        </w:rPr>
+      </w:pPr>
+      <w:r>
+        <w:rPr>
+          <w:sz w:val="28"/>
+          <w:szCs w:val="28"/>
+        </w:rPr>
+        <w:t>        while (</w:t>
+      </w:r>
+      <w:proofErr w:type="gramStart"/>
+      <w:r>
+        <w:rPr>
+          <w:sz w:val="28"/>
+          <w:szCs w:val="28"/>
+        </w:rPr>
+        <w:t>b !</w:t>
+      </w:r>
+      <w:proofErr w:type="gramEnd"/>
+      <w:r>
+        <w:rPr>
+          <w:sz w:val="28"/>
+          <w:szCs w:val="28"/>
+        </w:rPr>
+        <w:t>= 0) {</w:t>
       </w:r>
     </w:p>
     <w:p>
@@ -3702,6 +4264,7 @@
         <w:t xml:space="preserve">    public String </w:t>
       </w:r>
       <w:proofErr w:type="spellStart"/>
+      <w:proofErr w:type="gramStart"/>
       <w:r>
         <w:rPr>
           <w:sz w:val="28"/>
@@ -3715,7 +4278,15 @@
           <w:sz w:val="28"/>
           <w:szCs w:val="28"/>
         </w:rPr>
-        <w:t>() {</w:t>
+        <w:t>(</w:t>
+      </w:r>
+      <w:proofErr w:type="gramEnd"/>
+      <w:r>
+        <w:rPr>
+          <w:sz w:val="28"/>
+          <w:szCs w:val="28"/>
+        </w:rPr>
+        <w:t>) {</w:t>
       </w:r>
     </w:p>
     <w:p>
@@ -3815,7 +4386,23 @@
           <w:sz w:val="28"/>
           <w:szCs w:val="28"/>
         </w:rPr>
-        <w:t xml:space="preserve"> equals(Object </w:t>
+        <w:t xml:space="preserve"> </w:t>
+      </w:r>
+      <w:proofErr w:type="gramStart"/>
+      <w:r>
+        <w:rPr>
+          <w:sz w:val="28"/>
+          <w:szCs w:val="28"/>
+        </w:rPr>
+        <w:t>equals(</w:t>
+      </w:r>
+      <w:proofErr w:type="gramEnd"/>
+      <w:r>
+        <w:rPr>
+          <w:sz w:val="28"/>
+          <w:szCs w:val="28"/>
+        </w:rPr>
+        <w:t xml:space="preserve">Object </w:t>
       </w:r>
       <w:proofErr w:type="spellStart"/>
       <w:r>
@@ -3892,9 +4479,18 @@
           <w:sz w:val="28"/>
           <w:szCs w:val="28"/>
         </w:rPr>
-        <w:t>        if (!(</w:t>
-      </w:r>
-      <w:proofErr w:type="spellStart"/>
+        <w:t xml:space="preserve">        if </w:t>
+      </w:r>
+      <w:proofErr w:type="gramStart"/>
+      <w:r>
+        <w:rPr>
+          <w:sz w:val="28"/>
+          <w:szCs w:val="28"/>
+        </w:rPr>
+        <w:t>(!(</w:t>
+      </w:r>
+      <w:proofErr w:type="spellStart"/>
+      <w:proofErr w:type="gramEnd"/>
       <w:r>
         <w:rPr>
           <w:sz w:val="28"/>
@@ -4097,6 +4693,7 @@
         <w:t xml:space="preserve">    public int </w:t>
       </w:r>
       <w:proofErr w:type="spellStart"/>
+      <w:proofErr w:type="gramStart"/>
       <w:r>
         <w:rPr>
           <w:sz w:val="28"/>
@@ -4110,7 +4707,15 @@
           <w:sz w:val="28"/>
           <w:szCs w:val="28"/>
         </w:rPr>
-        <w:t>() {</w:t>
+        <w:t>(</w:t>
+      </w:r>
+      <w:proofErr w:type="gramEnd"/>
+      <w:r>
+        <w:rPr>
+          <w:sz w:val="28"/>
+          <w:szCs w:val="28"/>
+        </w:rPr>
+        <w:t>) {</w:t>
       </w:r>
     </w:p>
     <w:p>
@@ -4205,12 +4810,21 @@
           <w:szCs w:val="28"/>
         </w:rPr>
       </w:pPr>
-      <w:r>
-        <w:rPr>
-          <w:sz w:val="28"/>
-          <w:szCs w:val="28"/>
-        </w:rPr>
-        <w:t>CODE : Driver.java</w:t>
+      <w:proofErr w:type="gramStart"/>
+      <w:r>
+        <w:rPr>
+          <w:sz w:val="28"/>
+          <w:szCs w:val="28"/>
+        </w:rPr>
+        <w:t>CODE :</w:t>
+      </w:r>
+      <w:proofErr w:type="gramEnd"/>
+      <w:r>
+        <w:rPr>
+          <w:sz w:val="28"/>
+          <w:szCs w:val="28"/>
+        </w:rPr>
+        <w:t xml:space="preserve"> Driver.java</w:t>
       </w:r>
     </w:p>
     <w:p>
@@ -4228,12 +4842,21 @@
         <w:t xml:space="preserve">import </w:t>
       </w:r>
       <w:proofErr w:type="spellStart"/>
-      <w:r>
-        <w:rPr>
-          <w:sz w:val="28"/>
-          <w:szCs w:val="28"/>
-        </w:rPr>
-        <w:t>java.util.Scanner</w:t>
+      <w:proofErr w:type="gramStart"/>
+      <w:r>
+        <w:rPr>
+          <w:sz w:val="28"/>
+          <w:szCs w:val="28"/>
+        </w:rPr>
+        <w:t>java.util</w:t>
+      </w:r>
+      <w:proofErr w:type="gramEnd"/>
+      <w:r>
+        <w:rPr>
+          <w:sz w:val="28"/>
+          <w:szCs w:val="28"/>
+        </w:rPr>
+        <w:t>.Scanner</w:t>
       </w:r>
       <w:proofErr w:type="spellEnd"/>
       <w:r>
@@ -4272,7 +4895,23 @@
           <w:sz w:val="28"/>
           <w:szCs w:val="28"/>
         </w:rPr>
-        <w:t xml:space="preserve">    public static void main(String[] </w:t>
+        <w:t xml:space="preserve">    public static void </w:t>
+      </w:r>
+      <w:proofErr w:type="gramStart"/>
+      <w:r>
+        <w:rPr>
+          <w:sz w:val="28"/>
+          <w:szCs w:val="28"/>
+        </w:rPr>
+        <w:t>main(String[</w:t>
+      </w:r>
+      <w:proofErr w:type="gramEnd"/>
+      <w:r>
+        <w:rPr>
+          <w:sz w:val="28"/>
+          <w:szCs w:val="28"/>
+        </w:rPr>
+        <w:t xml:space="preserve">] </w:t>
       </w:r>
       <w:proofErr w:type="spellStart"/>
       <w:r>
@@ -4319,7 +4958,23 @@
           <w:sz w:val="28"/>
           <w:szCs w:val="28"/>
         </w:rPr>
-        <w:t xml:space="preserve"> = new Scanner(System.in);</w:t>
+        <w:t xml:space="preserve"> = new </w:t>
+      </w:r>
+      <w:proofErr w:type="gramStart"/>
+      <w:r>
+        <w:rPr>
+          <w:sz w:val="28"/>
+          <w:szCs w:val="28"/>
+        </w:rPr>
+        <w:t>Scanner(</w:t>
+      </w:r>
+      <w:proofErr w:type="gramEnd"/>
+      <w:r>
+        <w:rPr>
+          <w:sz w:val="28"/>
+          <w:szCs w:val="28"/>
+        </w:rPr>
+        <w:t>System.in);</w:t>
       </w:r>
     </w:p>
     <w:p>
@@ -4376,6 +5031,7 @@
         <w:t xml:space="preserve">        int n1 = </w:t>
       </w:r>
       <w:proofErr w:type="spellStart"/>
+      <w:proofErr w:type="gramStart"/>
       <w:r>
         <w:rPr>
           <w:sz w:val="28"/>
@@ -4384,6 +5040,7 @@
         <w:t>sc.nextInt</w:t>
       </w:r>
       <w:proofErr w:type="spellEnd"/>
+      <w:proofErr w:type="gramEnd"/>
       <w:r>
         <w:rPr>
           <w:sz w:val="28"/>
@@ -4438,6 +5095,7 @@
         <w:t xml:space="preserve">        int d1 = </w:t>
       </w:r>
       <w:proofErr w:type="spellStart"/>
+      <w:proofErr w:type="gramStart"/>
       <w:r>
         <w:rPr>
           <w:sz w:val="28"/>
@@ -4446,6 +5104,7 @@
         <w:t>sc.nextInt</w:t>
       </w:r>
       <w:proofErr w:type="spellEnd"/>
+      <w:proofErr w:type="gramEnd"/>
       <w:r>
         <w:rPr>
           <w:sz w:val="28"/>
@@ -4508,6 +5167,7 @@
         <w:t xml:space="preserve">        int n2 = </w:t>
       </w:r>
       <w:proofErr w:type="spellStart"/>
+      <w:proofErr w:type="gramStart"/>
       <w:r>
         <w:rPr>
           <w:sz w:val="28"/>
@@ -4516,6 +5176,7 @@
         <w:t>sc.nextInt</w:t>
       </w:r>
       <w:proofErr w:type="spellEnd"/>
+      <w:proofErr w:type="gramEnd"/>
       <w:r>
         <w:rPr>
           <w:sz w:val="28"/>
@@ -4570,6 +5231,7 @@
         <w:t xml:space="preserve">        int d2 = </w:t>
       </w:r>
       <w:proofErr w:type="spellStart"/>
+      <w:proofErr w:type="gramStart"/>
       <w:r>
         <w:rPr>
           <w:sz w:val="28"/>
@@ -4578,6 +5240,7 @@
         <w:t>sc.nextInt</w:t>
       </w:r>
       <w:proofErr w:type="spellEnd"/>
+      <w:proofErr w:type="gramEnd"/>
       <w:r>
         <w:rPr>
           <w:sz w:val="28"/>
@@ -4640,6 +5303,7 @@
         <w:t xml:space="preserve">        int n3 = </w:t>
       </w:r>
       <w:proofErr w:type="spellStart"/>
+      <w:proofErr w:type="gramStart"/>
       <w:r>
         <w:rPr>
           <w:sz w:val="28"/>
@@ -4648,6 +5312,7 @@
         <w:t>sc.nextInt</w:t>
       </w:r>
       <w:proofErr w:type="spellEnd"/>
+      <w:proofErr w:type="gramEnd"/>
       <w:r>
         <w:rPr>
           <w:sz w:val="28"/>
@@ -4702,6 +5367,7 @@
         <w:t xml:space="preserve">        int d3 = </w:t>
       </w:r>
       <w:proofErr w:type="spellStart"/>
+      <w:proofErr w:type="gramStart"/>
       <w:r>
         <w:rPr>
           <w:sz w:val="28"/>
@@ -4710,6 +5376,7 @@
         <w:t>sc.nextInt</w:t>
       </w:r>
       <w:proofErr w:type="spellEnd"/>
+      <w:proofErr w:type="gramEnd"/>
       <w:r>
         <w:rPr>
           <w:sz w:val="28"/>
@@ -4738,37 +5405,85 @@
           <w:sz w:val="28"/>
           <w:szCs w:val="28"/>
         </w:rPr>
-        <w:t>        Fraction f1 = new Fraction(n1, d1);</w:t>
-      </w:r>
-    </w:p>
-    <w:p>
-      <w:pPr>
-        <w:rPr>
-          <w:sz w:val="28"/>
-          <w:szCs w:val="28"/>
-        </w:rPr>
-      </w:pPr>
-      <w:r>
-        <w:rPr>
-          <w:sz w:val="28"/>
-          <w:szCs w:val="28"/>
-        </w:rPr>
-        <w:t>        Fraction f2 = new Fraction(n2, d2);</w:t>
-      </w:r>
-    </w:p>
-    <w:p>
-      <w:pPr>
-        <w:rPr>
-          <w:sz w:val="28"/>
-          <w:szCs w:val="28"/>
-        </w:rPr>
-      </w:pPr>
-      <w:r>
-        <w:rPr>
-          <w:sz w:val="28"/>
-          <w:szCs w:val="28"/>
-        </w:rPr>
-        <w:t>        Fraction f3 = new Fraction(n3, d3);</w:t>
+        <w:t xml:space="preserve">        Fraction f1 = new </w:t>
+      </w:r>
+      <w:proofErr w:type="gramStart"/>
+      <w:r>
+        <w:rPr>
+          <w:sz w:val="28"/>
+          <w:szCs w:val="28"/>
+        </w:rPr>
+        <w:t>Fraction(</w:t>
+      </w:r>
+      <w:proofErr w:type="gramEnd"/>
+      <w:r>
+        <w:rPr>
+          <w:sz w:val="28"/>
+          <w:szCs w:val="28"/>
+        </w:rPr>
+        <w:t>n1, d1);</w:t>
+      </w:r>
+    </w:p>
+    <w:p>
+      <w:pPr>
+        <w:rPr>
+          <w:sz w:val="28"/>
+          <w:szCs w:val="28"/>
+        </w:rPr>
+      </w:pPr>
+      <w:r>
+        <w:rPr>
+          <w:sz w:val="28"/>
+          <w:szCs w:val="28"/>
+        </w:rPr>
+        <w:t xml:space="preserve">        Fraction f2 = new </w:t>
+      </w:r>
+      <w:proofErr w:type="gramStart"/>
+      <w:r>
+        <w:rPr>
+          <w:sz w:val="28"/>
+          <w:szCs w:val="28"/>
+        </w:rPr>
+        <w:t>Fraction(</w:t>
+      </w:r>
+      <w:proofErr w:type="gramEnd"/>
+      <w:r>
+        <w:rPr>
+          <w:sz w:val="28"/>
+          <w:szCs w:val="28"/>
+        </w:rPr>
+        <w:t>n2, d2);</w:t>
+      </w:r>
+    </w:p>
+    <w:p>
+      <w:pPr>
+        <w:rPr>
+          <w:sz w:val="28"/>
+          <w:szCs w:val="28"/>
+        </w:rPr>
+      </w:pPr>
+      <w:r>
+        <w:rPr>
+          <w:sz w:val="28"/>
+          <w:szCs w:val="28"/>
+        </w:rPr>
+        <w:t xml:space="preserve">        Fraction f3 = new </w:t>
+      </w:r>
+      <w:proofErr w:type="gramStart"/>
+      <w:r>
+        <w:rPr>
+          <w:sz w:val="28"/>
+          <w:szCs w:val="28"/>
+        </w:rPr>
+        <w:t>Fraction(</w:t>
+      </w:r>
+      <w:proofErr w:type="gramEnd"/>
+      <w:r>
+        <w:rPr>
+          <w:sz w:val="28"/>
+          <w:szCs w:val="28"/>
+        </w:rPr>
+        <w:t>n3, d3);</w:t>
       </w:r>
     </w:p>
     <w:p>
@@ -5003,7 +5718,23 @@
           <w:sz w:val="28"/>
           <w:szCs w:val="28"/>
         </w:rPr>
-        <w:t>("f1 equals f2: " + f1.equals(f2));</w:t>
+        <w:t>("f1 equals f2: " + f</w:t>
+      </w:r>
+      <w:proofErr w:type="gramStart"/>
+      <w:r>
+        <w:rPr>
+          <w:sz w:val="28"/>
+          <w:szCs w:val="28"/>
+        </w:rPr>
+        <w:t>1.equals</w:t>
+      </w:r>
+      <w:proofErr w:type="gramEnd"/>
+      <w:r>
+        <w:rPr>
+          <w:sz w:val="28"/>
+          <w:szCs w:val="28"/>
+        </w:rPr>
+        <w:t>(f2));</w:t>
       </w:r>
     </w:p>
     <w:p>
@@ -5034,7 +5765,23 @@
           <w:sz w:val="28"/>
           <w:szCs w:val="28"/>
         </w:rPr>
-        <w:t>("f2 equals f3: " + f2.equals(f3));</w:t>
+        <w:t>("f2 equals f3: " + f</w:t>
+      </w:r>
+      <w:proofErr w:type="gramStart"/>
+      <w:r>
+        <w:rPr>
+          <w:sz w:val="28"/>
+          <w:szCs w:val="28"/>
+        </w:rPr>
+        <w:t>2.equals</w:t>
+      </w:r>
+      <w:proofErr w:type="gramEnd"/>
+      <w:r>
+        <w:rPr>
+          <w:sz w:val="28"/>
+          <w:szCs w:val="28"/>
+        </w:rPr>
+        <w:t>(f3));</w:t>
       </w:r>
     </w:p>
     <w:p>
@@ -5065,7 +5812,23 @@
           <w:sz w:val="28"/>
           <w:szCs w:val="28"/>
         </w:rPr>
-        <w:t>("f1 equals f3: " + f1.equals(f3));</w:t>
+        <w:t>("f1 equals f3: " + f</w:t>
+      </w:r>
+      <w:proofErr w:type="gramStart"/>
+      <w:r>
+        <w:rPr>
+          <w:sz w:val="28"/>
+          <w:szCs w:val="28"/>
+        </w:rPr>
+        <w:t>1.equals</w:t>
+      </w:r>
+      <w:proofErr w:type="gramEnd"/>
+      <w:r>
+        <w:rPr>
+          <w:sz w:val="28"/>
+          <w:szCs w:val="28"/>
+        </w:rPr>
+        <w:t>(f3));</w:t>
       </w:r>
     </w:p>
     <w:p>
@@ -5091,6 +5854,7 @@
         <w:t xml:space="preserve">        </w:t>
       </w:r>
       <w:proofErr w:type="spellStart"/>
+      <w:proofErr w:type="gramStart"/>
       <w:r>
         <w:rPr>
           <w:sz w:val="28"/>
@@ -5099,6 +5863,7 @@
         <w:t>sc.close</w:t>
       </w:r>
       <w:proofErr w:type="spellEnd"/>
+      <w:proofErr w:type="gramEnd"/>
       <w:r>
         <w:rPr>
           <w:sz w:val="28"/>
@@ -5153,12 +5918,21 @@
           <w:szCs w:val="28"/>
         </w:rPr>
       </w:pPr>
-      <w:r>
-        <w:rPr>
-          <w:sz w:val="28"/>
-          <w:szCs w:val="28"/>
-        </w:rPr>
-        <w:t xml:space="preserve">OUTPUT : </w:t>
+      <w:proofErr w:type="gramStart"/>
+      <w:r>
+        <w:rPr>
+          <w:sz w:val="28"/>
+          <w:szCs w:val="28"/>
+        </w:rPr>
+        <w:t>OUTPUT :</w:t>
+      </w:r>
+      <w:proofErr w:type="gramEnd"/>
+      <w:r>
+        <w:rPr>
+          <w:sz w:val="28"/>
+          <w:szCs w:val="28"/>
+        </w:rPr>
+        <w:t xml:space="preserve"> </w:t>
       </w:r>
     </w:p>
     <w:p>
@@ -5200,7 +5974,7 @@
                     </pic:cNvPicPr>
                   </pic:nvPicPr>
                   <pic:blipFill>
-                    <a:blip r:embed="rId8">
+                    <a:blip r:embed="rId10">
                       <a:extLst>
                         <a:ext uri="{28A0092B-C50C-407E-A947-70E740481C1C}">
                           <a14:useLocalDpi xmlns:a14="http://schemas.microsoft.com/office/drawing/2010/main" val="0"/>
@@ -5249,8 +6023,9 @@
           <w:szCs w:val="28"/>
           <w:u w:val="single"/>
         </w:rPr>
-        <w:t xml:space="preserve">Key Questions </w:t>
-      </w:r>
+        <w:t xml:space="preserve">Key </w:t>
+      </w:r>
+      <w:proofErr w:type="gramStart"/>
       <w:r>
         <w:rPr>
           <w:b/>
@@ -5259,8 +6034,19 @@
           <w:szCs w:val="28"/>
           <w:u w:val="single"/>
         </w:rPr>
+        <w:t xml:space="preserve">Questions </w:t>
+      </w:r>
+      <w:r>
+        <w:rPr>
+          <w:b/>
+          <w:bCs/>
+          <w:sz w:val="28"/>
+          <w:szCs w:val="28"/>
+          <w:u w:val="single"/>
+        </w:rPr>
         <w:t>:</w:t>
       </w:r>
+      <w:proofErr w:type="gramEnd"/>
     </w:p>
     <w:p/>
     <w:p>
@@ -5275,9 +6061,26 @@
           <w:sz w:val="28"/>
           <w:szCs w:val="28"/>
         </w:rPr>
-        <w:t xml:space="preserve">1. Why must equals() and </w:t>
-      </w:r>
-      <w:proofErr w:type="spellStart"/>
+        <w:t xml:space="preserve">1. Why must </w:t>
+      </w:r>
+      <w:proofErr w:type="gramStart"/>
+      <w:r>
+        <w:rPr>
+          <w:sz w:val="28"/>
+          <w:szCs w:val="28"/>
+        </w:rPr>
+        <w:t>equals(</w:t>
+      </w:r>
+      <w:proofErr w:type="gramEnd"/>
+      <w:r>
+        <w:rPr>
+          <w:sz w:val="28"/>
+          <w:szCs w:val="28"/>
+        </w:rPr>
+        <w:t xml:space="preserve">) and </w:t>
+      </w:r>
+      <w:proofErr w:type="spellStart"/>
+      <w:proofErr w:type="gramStart"/>
       <w:r>
         <w:rPr>
           <w:sz w:val="28"/>
@@ -5291,7 +6094,15 @@
           <w:sz w:val="28"/>
           <w:szCs w:val="28"/>
         </w:rPr>
-        <w:t>() be overridden together?</w:t>
+        <w:t>(</w:t>
+      </w:r>
+      <w:proofErr w:type="gramEnd"/>
+      <w:r>
+        <w:rPr>
+          <w:sz w:val="28"/>
+          <w:szCs w:val="28"/>
+        </w:rPr>
+        <w:t>) be overridden together?</w:t>
       </w:r>
     </w:p>
     <w:p>
@@ -5321,7 +6132,23 @@
           <w:sz w:val="28"/>
           <w:szCs w:val="28"/>
         </w:rPr>
-        <w:t xml:space="preserve">If two objects are equal according to equals(), they must return the same hash code. Overriding both methods ensures correct </w:t>
+        <w:t xml:space="preserve">If two objects are equal according to </w:t>
+      </w:r>
+      <w:proofErr w:type="gramStart"/>
+      <w:r>
+        <w:rPr>
+          <w:sz w:val="28"/>
+          <w:szCs w:val="28"/>
+        </w:rPr>
+        <w:t>equals(</w:t>
+      </w:r>
+      <w:proofErr w:type="gramEnd"/>
+      <w:r>
+        <w:rPr>
+          <w:sz w:val="28"/>
+          <w:szCs w:val="28"/>
+        </w:rPr>
+        <w:t xml:space="preserve">), they must return the same hash code. Overriding both methods ensures correct </w:t>
       </w:r>
       <w:proofErr w:type="spellStart"/>
       <w:r>
@@ -5479,8 +6306,20 @@
       </w:r>
     </w:p>
     <w:sectPr>
+      <w:headerReference w:type="even" r:id="rId11"/>
+      <w:headerReference w:type="default" r:id="rId12"/>
+      <w:footerReference w:type="even" r:id="rId13"/>
+      <w:footerReference w:type="default" r:id="rId14"/>
+      <w:headerReference w:type="first" r:id="rId15"/>
+      <w:footerReference w:type="first" r:id="rId16"/>
       <w:pgSz w:w="11906" w:h="16838"/>
       <w:pgMar w:top="1440" w:right="1440" w:bottom="1440" w:left="1440" w:header="708" w:footer="708" w:gutter="0"/>
+      <w:pgBorders w:offsetFrom="page">
+        <w:top w:val="thinThickSmallGap" w:sz="24" w:space="24" w:color="auto"/>
+        <w:left w:val="thinThickSmallGap" w:sz="24" w:space="24" w:color="auto"/>
+        <w:bottom w:val="thinThickSmallGap" w:sz="24" w:space="24" w:color="auto"/>
+        <w:right w:val="thinThickSmallGap" w:sz="24" w:space="24" w:color="auto"/>
+      </w:pgBorders>
       <w:cols w:space="708"/>
       <w:docGrid w:linePitch="360"/>
     </w:sectPr>
@@ -5488,8 +6327,216 @@
 </w:document>
 </file>
 
+<file path=word/endnotes.xml><?xml version="1.0" encoding="utf-8"?>
+<w:endnotes xmlns:wpc="http://schemas.microsoft.com/office/word/2010/wordprocessingCanvas" xmlns:cx="http://schemas.microsoft.com/office/drawing/2014/chartex" xmlns:cx1="http://schemas.microsoft.com/office/drawing/2015/9/8/chartex" xmlns:cx2="http://schemas.microsoft.com/office/drawing/2015/10/21/chartex" xmlns:cx3="http://schemas.microsoft.com/office/drawing/2016/5/9/chartex" xmlns:cx4="http://schemas.microsoft.com/office/drawing/2016/5/10/chartex" xmlns:cx5="http://schemas.microsoft.com/office/drawing/2016/5/11/chartex" xmlns:cx6="http://schemas.microsoft.com/office/drawing/2016/5/12/chartex" xmlns:cx7="http://schemas.microsoft.com/office/drawing/2016/5/13/chartex" xmlns:cx8="http://schemas.microsoft.com/office/drawing/2016/5/14/chartex" xmlns:mc="http://schemas.openxmlformats.org/markup-compatibility/2006" xmlns:aink="http://schemas.microsoft.com/office/drawing/2016/ink" xmlns:am3d="http://schemas.microsoft.com/office/drawing/2017/model3d" xmlns:o="urn:schemas-microsoft-com:office:office" xmlns:oel="http://schemas.microsoft.com/office/2019/extlst" xmlns:r="http://schemas.openxmlformats.org/officeDocument/2006/relationships" xmlns:m="http://schemas.openxmlformats.org/officeDocument/2006/math" xmlns:v="urn:schemas-microsoft-com:vml" xmlns:wp14="http://schemas.microsoft.com/office/word/2010/wordprocessingDrawing" xmlns:wp="http://schemas.openxmlformats.org/drawingml/2006/wordprocessingDrawing" xmlns:w10="urn:schemas-microsoft-com:office:word" xmlns:w="http://schemas.openxmlformats.org/wordprocessingml/2006/main" xmlns:w14="http://schemas.microsoft.com/office/word/2010/wordml" xmlns:w15="http://schemas.microsoft.com/office/word/2012/wordml" xmlns:w16cex="http://schemas.microsoft.com/office/word/2018/wordml/cex" xmlns:w16cid="http://schemas.microsoft.com/office/word/2016/wordml/cid" xmlns:w16="http://schemas.microsoft.com/office/word/2018/wordml" xmlns:w16du="http://schemas.microsoft.com/office/word/2023/wordml/word16du" xmlns:w16sdtdh="http://schemas.microsoft.com/office/word/2020/wordml/sdtdatahash" xmlns:w16sdtfl="http://schemas.microsoft.com/office/word/2024/wordml/sdtformatlock" xmlns:w16se="http://schemas.microsoft.com/office/word/2015/wordml/symex" xmlns:wpg="http://schemas.microsoft.com/office/word/2010/wordprocessingGroup" xmlns:wpi="http://schemas.microsoft.com/office/word/2010/wordprocessingInk" xmlns:wne="http://schemas.microsoft.com/office/word/2006/wordml" xmlns:wps="http://schemas.microsoft.com/office/word/2010/wordprocessingShape" mc:Ignorable="w14 w15 w16se w16cid w16 w16cex w16sdtdh w16sdtfl w16du wp14">
+  <w:endnote w:type="separator" w:id="-1">
+    <w:p>
+      <w:pPr>
+        <w:spacing w:after="0" w:line="240" w:lineRule="auto"/>
+      </w:pPr>
+      <w:r>
+        <w:separator/>
+      </w:r>
+    </w:p>
+  </w:endnote>
+  <w:endnote w:type="continuationSeparator" w:id="0">
+    <w:p>
+      <w:pPr>
+        <w:spacing w:after="0" w:line="240" w:lineRule="auto"/>
+      </w:pPr>
+      <w:r>
+        <w:continuationSeparator/>
+      </w:r>
+    </w:p>
+  </w:endnote>
+</w:endnotes>
+</file>
+
+<file path=word/footer1.xml><?xml version="1.0" encoding="utf-8"?>
+<w:ftr xmlns:wpc="http://schemas.microsoft.com/office/word/2010/wordprocessingCanvas" xmlns:cx="http://schemas.microsoft.com/office/drawing/2014/chartex" xmlns:cx1="http://schemas.microsoft.com/office/drawing/2015/9/8/chartex" xmlns:cx2="http://schemas.microsoft.com/office/drawing/2015/10/21/chartex" xmlns:cx3="http://schemas.microsoft.com/office/drawing/2016/5/9/chartex" xmlns:cx4="http://schemas.microsoft.com/office/drawing/2016/5/10/chartex" xmlns:cx5="http://schemas.microsoft.com/office/drawing/2016/5/11/chartex" xmlns:cx6="http://schemas.microsoft.com/office/drawing/2016/5/12/chartex" xmlns:cx7="http://schemas.microsoft.com/office/drawing/2016/5/13/chartex" xmlns:cx8="http://schemas.microsoft.com/office/drawing/2016/5/14/chartex" xmlns:mc="http://schemas.openxmlformats.org/markup-compatibility/2006" xmlns:aink="http://schemas.microsoft.com/office/drawing/2016/ink" xmlns:am3d="http://schemas.microsoft.com/office/drawing/2017/model3d" xmlns:o="urn:schemas-microsoft-com:office:office" xmlns:oel="http://schemas.microsoft.com/office/2019/extlst" xmlns:r="http://schemas.openxmlformats.org/officeDocument/2006/relationships" xmlns:m="http://schemas.openxmlformats.org/officeDocument/2006/math" xmlns:v="urn:schemas-microsoft-com:vml" xmlns:wp14="http://schemas.microsoft.com/office/word/2010/wordprocessingDrawing" xmlns:wp="http://schemas.openxmlformats.org/drawingml/2006/wordprocessingDrawing" xmlns:w10="urn:schemas-microsoft-com:office:word" xmlns:w="http://schemas.openxmlformats.org/wordprocessingml/2006/main" xmlns:w14="http://schemas.microsoft.com/office/word/2010/wordml" xmlns:w15="http://schemas.microsoft.com/office/word/2012/wordml" xmlns:w16cex="http://schemas.microsoft.com/office/word/2018/wordml/cex" xmlns:w16cid="http://schemas.microsoft.com/office/word/2016/wordml/cid" xmlns:w16="http://schemas.microsoft.com/office/word/2018/wordml" xmlns:w16du="http://schemas.microsoft.com/office/word/2023/wordml/word16du" xmlns:w16sdtdh="http://schemas.microsoft.com/office/word/2020/wordml/sdtdatahash" xmlns:w16sdtfl="http://schemas.microsoft.com/office/word/2024/wordml/sdtformatlock" xmlns:w16se="http://schemas.microsoft.com/office/word/2015/wordml/symex" xmlns:wpg="http://schemas.microsoft.com/office/word/2010/wordprocessingGroup" xmlns:wpi="http://schemas.microsoft.com/office/word/2010/wordprocessingInk" xmlns:wne="http://schemas.microsoft.com/office/word/2006/wordml" xmlns:wps="http://schemas.microsoft.com/office/word/2010/wordprocessingShape" mc:Ignorable="w14 w15 w16se w16cid w16 w16cex w16sdtdh w16sdtfl w16du wp14">
+  <w:p>
+    <w:pPr>
+      <w:pStyle w:val="Footer"/>
+    </w:pPr>
+  </w:p>
+</w:ftr>
+</file>
+
+<file path=word/footer2.xml><?xml version="1.0" encoding="utf-8"?>
+<w:ftr xmlns:wpc="http://schemas.microsoft.com/office/word/2010/wordprocessingCanvas" xmlns:cx="http://schemas.microsoft.com/office/drawing/2014/chartex" xmlns:cx1="http://schemas.microsoft.com/office/drawing/2015/9/8/chartex" xmlns:cx2="http://schemas.microsoft.com/office/drawing/2015/10/21/chartex" xmlns:cx3="http://schemas.microsoft.com/office/drawing/2016/5/9/chartex" xmlns:cx4="http://schemas.microsoft.com/office/drawing/2016/5/10/chartex" xmlns:cx5="http://schemas.microsoft.com/office/drawing/2016/5/11/chartex" xmlns:cx6="http://schemas.microsoft.com/office/drawing/2016/5/12/chartex" xmlns:cx7="http://schemas.microsoft.com/office/drawing/2016/5/13/chartex" xmlns:cx8="http://schemas.microsoft.com/office/drawing/2016/5/14/chartex" xmlns:mc="http://schemas.openxmlformats.org/markup-compatibility/2006" xmlns:aink="http://schemas.microsoft.com/office/drawing/2016/ink" xmlns:am3d="http://schemas.microsoft.com/office/drawing/2017/model3d" xmlns:o="urn:schemas-microsoft-com:office:office" xmlns:oel="http://schemas.microsoft.com/office/2019/extlst" xmlns:r="http://schemas.openxmlformats.org/officeDocument/2006/relationships" xmlns:m="http://schemas.openxmlformats.org/officeDocument/2006/math" xmlns:v="urn:schemas-microsoft-com:vml" xmlns:wp14="http://schemas.microsoft.com/office/word/2010/wordprocessingDrawing" xmlns:wp="http://schemas.openxmlformats.org/drawingml/2006/wordprocessingDrawing" xmlns:w10="urn:schemas-microsoft-com:office:word" xmlns:w="http://schemas.openxmlformats.org/wordprocessingml/2006/main" xmlns:w14="http://schemas.microsoft.com/office/word/2010/wordml" xmlns:w15="http://schemas.microsoft.com/office/word/2012/wordml" xmlns:w16cex="http://schemas.microsoft.com/office/word/2018/wordml/cex" xmlns:w16cid="http://schemas.microsoft.com/office/word/2016/wordml/cid" xmlns:w16="http://schemas.microsoft.com/office/word/2018/wordml" xmlns:w16du="http://schemas.microsoft.com/office/word/2023/wordml/word16du" xmlns:w16sdtdh="http://schemas.microsoft.com/office/word/2020/wordml/sdtdatahash" xmlns:w16sdtfl="http://schemas.microsoft.com/office/word/2024/wordml/sdtformatlock" xmlns:w16se="http://schemas.microsoft.com/office/word/2015/wordml/symex" xmlns:wpg="http://schemas.microsoft.com/office/word/2010/wordprocessingGroup" xmlns:wpi="http://schemas.microsoft.com/office/word/2010/wordprocessingInk" xmlns:wne="http://schemas.microsoft.com/office/word/2006/wordml" xmlns:wps="http://schemas.microsoft.com/office/word/2010/wordprocessingShape" mc:Ignorable="w14 w15 w16se w16cid w16 w16cex w16sdtdh w16sdtfl w16du wp14">
+  <w:p>
+    <w:pPr>
+      <w:pStyle w:val="Footer"/>
+      <w:pBdr>
+        <w:top w:val="thinThickSmallGap" w:sz="24" w:space="1" w:color="auto"/>
+      </w:pBdr>
+      <w:jc w:val="right"/>
+    </w:pPr>
+    <w:r>
+      <w:t xml:space="preserve">AIML-CSPIT                                                                                                                             </w:t>
+    </w:r>
+    <w:sdt>
+      <w:sdtPr>
+        <w:id w:val="-13847138"/>
+        <w:docPartObj>
+          <w:docPartGallery w:val="Page Numbers (Bottom of Page)"/>
+          <w:docPartUnique/>
+        </w:docPartObj>
+      </w:sdtPr>
+      <w:sdtEndPr>
+        <w:rPr>
+          <w:color w:val="7F7F7F" w:themeColor="background1" w:themeShade="7F"/>
+          <w:spacing w:val="60"/>
+        </w:rPr>
+      </w:sdtEndPr>
+      <w:sdtContent>
+        <w:r>
+          <w:fldChar w:fldCharType="begin"/>
+        </w:r>
+        <w:r>
+          <w:instrText xml:space="preserve"> PAGE   \* MERGEFORMAT </w:instrText>
+        </w:r>
+        <w:r>
+          <w:fldChar w:fldCharType="separate"/>
+        </w:r>
+        <w:r>
+          <w:rPr>
+            <w:noProof/>
+          </w:rPr>
+          <w:t>2</w:t>
+        </w:r>
+        <w:r>
+          <w:rPr>
+            <w:noProof/>
+          </w:rPr>
+          <w:fldChar w:fldCharType="end"/>
+        </w:r>
+        <w:r>
+          <w:t xml:space="preserve"> | </w:t>
+        </w:r>
+        <w:r>
+          <w:rPr>
+            <w:color w:val="7F7F7F" w:themeColor="background1" w:themeShade="7F"/>
+            <w:spacing w:val="60"/>
+          </w:rPr>
+          <w:t>Page</w:t>
+        </w:r>
+      </w:sdtContent>
+    </w:sdt>
+  </w:p>
+  <w:p>
+    <w:pPr>
+      <w:pStyle w:val="Footer"/>
+    </w:pPr>
+  </w:p>
+</w:ftr>
+</file>
+
+<file path=word/footer3.xml><?xml version="1.0" encoding="utf-8"?>
+<w:ftr xmlns:wpc="http://schemas.microsoft.com/office/word/2010/wordprocessingCanvas" xmlns:cx="http://schemas.microsoft.com/office/drawing/2014/chartex" xmlns:cx1="http://schemas.microsoft.com/office/drawing/2015/9/8/chartex" xmlns:cx2="http://schemas.microsoft.com/office/drawing/2015/10/21/chartex" xmlns:cx3="http://schemas.microsoft.com/office/drawing/2016/5/9/chartex" xmlns:cx4="http://schemas.microsoft.com/office/drawing/2016/5/10/chartex" xmlns:cx5="http://schemas.microsoft.com/office/drawing/2016/5/11/chartex" xmlns:cx6="http://schemas.microsoft.com/office/drawing/2016/5/12/chartex" xmlns:cx7="http://schemas.microsoft.com/office/drawing/2016/5/13/chartex" xmlns:cx8="http://schemas.microsoft.com/office/drawing/2016/5/14/chartex" xmlns:mc="http://schemas.openxmlformats.org/markup-compatibility/2006" xmlns:aink="http://schemas.microsoft.com/office/drawing/2016/ink" xmlns:am3d="http://schemas.microsoft.com/office/drawing/2017/model3d" xmlns:o="urn:schemas-microsoft-com:office:office" xmlns:oel="http://schemas.microsoft.com/office/2019/extlst" xmlns:r="http://schemas.openxmlformats.org/officeDocument/2006/relationships" xmlns:m="http://schemas.openxmlformats.org/officeDocument/2006/math" xmlns:v="urn:schemas-microsoft-com:vml" xmlns:wp14="http://schemas.microsoft.com/office/word/2010/wordprocessingDrawing" xmlns:wp="http://schemas.openxmlformats.org/drawingml/2006/wordprocessingDrawing" xmlns:w10="urn:schemas-microsoft-com:office:word" xmlns:w="http://schemas.openxmlformats.org/wordprocessingml/2006/main" xmlns:w14="http://schemas.microsoft.com/office/word/2010/wordml" xmlns:w15="http://schemas.microsoft.com/office/word/2012/wordml" xmlns:w16cex="http://schemas.microsoft.com/office/word/2018/wordml/cex" xmlns:w16cid="http://schemas.microsoft.com/office/word/2016/wordml/cid" xmlns:w16="http://schemas.microsoft.com/office/word/2018/wordml" xmlns:w16du="http://schemas.microsoft.com/office/word/2023/wordml/word16du" xmlns:w16sdtdh="http://schemas.microsoft.com/office/word/2020/wordml/sdtdatahash" xmlns:w16sdtfl="http://schemas.microsoft.com/office/word/2024/wordml/sdtformatlock" xmlns:w16se="http://schemas.microsoft.com/office/word/2015/wordml/symex" xmlns:wpg="http://schemas.microsoft.com/office/word/2010/wordprocessingGroup" xmlns:wpi="http://schemas.microsoft.com/office/word/2010/wordprocessingInk" xmlns:wne="http://schemas.microsoft.com/office/word/2006/wordml" xmlns:wps="http://schemas.microsoft.com/office/word/2010/wordprocessingShape" mc:Ignorable="w14 w15 w16se w16cid w16 w16cex w16sdtdh w16sdtfl w16du wp14">
+  <w:p>
+    <w:pPr>
+      <w:pStyle w:val="Footer"/>
+    </w:pPr>
+  </w:p>
+</w:ftr>
+</file>
+
+<file path=word/footnotes.xml><?xml version="1.0" encoding="utf-8"?>
+<w:footnotes xmlns:wpc="http://schemas.microsoft.com/office/word/2010/wordprocessingCanvas" xmlns:cx="http://schemas.microsoft.com/office/drawing/2014/chartex" xmlns:cx1="http://schemas.microsoft.com/office/drawing/2015/9/8/chartex" xmlns:cx2="http://schemas.microsoft.com/office/drawing/2015/10/21/chartex" xmlns:cx3="http://schemas.microsoft.com/office/drawing/2016/5/9/chartex" xmlns:cx4="http://schemas.microsoft.com/office/drawing/2016/5/10/chartex" xmlns:cx5="http://schemas.microsoft.com/office/drawing/2016/5/11/chartex" xmlns:cx6="http://schemas.microsoft.com/office/drawing/2016/5/12/chartex" xmlns:cx7="http://schemas.microsoft.com/office/drawing/2016/5/13/chartex" xmlns:cx8="http://schemas.microsoft.com/office/drawing/2016/5/14/chartex" xmlns:mc="http://schemas.openxmlformats.org/markup-compatibility/2006" xmlns:aink="http://schemas.microsoft.com/office/drawing/2016/ink" xmlns:am3d="http://schemas.microsoft.com/office/drawing/2017/model3d" xmlns:o="urn:schemas-microsoft-com:office:office" xmlns:oel="http://schemas.microsoft.com/office/2019/extlst" xmlns:r="http://schemas.openxmlformats.org/officeDocument/2006/relationships" xmlns:m="http://schemas.openxmlformats.org/officeDocument/2006/math" xmlns:v="urn:schemas-microsoft-com:vml" xmlns:wp14="http://schemas.microsoft.com/office/word/2010/wordprocessingDrawing" xmlns:wp="http://schemas.openxmlformats.org/drawingml/2006/wordprocessingDrawing" xmlns:w10="urn:schemas-microsoft-com:office:word" xmlns:w="http://schemas.openxmlformats.org/wordprocessingml/2006/main" xmlns:w14="http://schemas.microsoft.com/office/word/2010/wordml" xmlns:w15="http://schemas.microsoft.com/office/word/2012/wordml" xmlns:w16cex="http://schemas.microsoft.com/office/word/2018/wordml/cex" xmlns:w16cid="http://schemas.microsoft.com/office/word/2016/wordml/cid" xmlns:w16="http://schemas.microsoft.com/office/word/2018/wordml" xmlns:w16du="http://schemas.microsoft.com/office/word/2023/wordml/word16du" xmlns:w16sdtdh="http://schemas.microsoft.com/office/word/2020/wordml/sdtdatahash" xmlns:w16sdtfl="http://schemas.microsoft.com/office/word/2024/wordml/sdtformatlock" xmlns:w16se="http://schemas.microsoft.com/office/word/2015/wordml/symex" xmlns:wpg="http://schemas.microsoft.com/office/word/2010/wordprocessingGroup" xmlns:wpi="http://schemas.microsoft.com/office/word/2010/wordprocessingInk" xmlns:wne="http://schemas.microsoft.com/office/word/2006/wordml" xmlns:wps="http://schemas.microsoft.com/office/word/2010/wordprocessingShape" mc:Ignorable="w14 w15 w16se w16cid w16 w16cex w16sdtdh w16sdtfl w16du wp14">
+  <w:footnote w:type="separator" w:id="-1">
+    <w:p>
+      <w:pPr>
+        <w:spacing w:after="0" w:line="240" w:lineRule="auto"/>
+      </w:pPr>
+      <w:r>
+        <w:separator/>
+      </w:r>
+    </w:p>
+  </w:footnote>
+  <w:footnote w:type="continuationSeparator" w:id="0">
+    <w:p>
+      <w:pPr>
+        <w:spacing w:after="0" w:line="240" w:lineRule="auto"/>
+      </w:pPr>
+      <w:r>
+        <w:continuationSeparator/>
+      </w:r>
+    </w:p>
+  </w:footnote>
+</w:footnotes>
+</file>
+
+<file path=word/header1.xml><?xml version="1.0" encoding="utf-8"?>
+<w:hdr xmlns:wpc="http://schemas.microsoft.com/office/word/2010/wordprocessingCanvas" xmlns:cx="http://schemas.microsoft.com/office/drawing/2014/chartex" xmlns:cx1="http://schemas.microsoft.com/office/drawing/2015/9/8/chartex" xmlns:cx2="http://schemas.microsoft.com/office/drawing/2015/10/21/chartex" xmlns:cx3="http://schemas.microsoft.com/office/drawing/2016/5/9/chartex" xmlns:cx4="http://schemas.microsoft.com/office/drawing/2016/5/10/chartex" xmlns:cx5="http://schemas.microsoft.com/office/drawing/2016/5/11/chartex" xmlns:cx6="http://schemas.microsoft.com/office/drawing/2016/5/12/chartex" xmlns:cx7="http://schemas.microsoft.com/office/drawing/2016/5/13/chartex" xmlns:cx8="http://schemas.microsoft.com/office/drawing/2016/5/14/chartex" xmlns:mc="http://schemas.openxmlformats.org/markup-compatibility/2006" xmlns:aink="http://schemas.microsoft.com/office/drawing/2016/ink" xmlns:am3d="http://schemas.microsoft.com/office/drawing/2017/model3d" xmlns:o="urn:schemas-microsoft-com:office:office" xmlns:oel="http://schemas.microsoft.com/office/2019/extlst" xmlns:r="http://schemas.openxmlformats.org/officeDocument/2006/relationships" xmlns:m="http://schemas.openxmlformats.org/officeDocument/2006/math" xmlns:v="urn:schemas-microsoft-com:vml" xmlns:wp14="http://schemas.microsoft.com/office/word/2010/wordprocessingDrawing" xmlns:wp="http://schemas.openxmlformats.org/drawingml/2006/wordprocessingDrawing" xmlns:w10="urn:schemas-microsoft-com:office:word" xmlns:w="http://schemas.openxmlformats.org/wordprocessingml/2006/main" xmlns:w14="http://schemas.microsoft.com/office/word/2010/wordml" xmlns:w15="http://schemas.microsoft.com/office/word/2012/wordml" xmlns:w16cex="http://schemas.microsoft.com/office/word/2018/wordml/cex" xmlns:w16cid="http://schemas.microsoft.com/office/word/2016/wordml/cid" xmlns:w16="http://schemas.microsoft.com/office/word/2018/wordml" xmlns:w16du="http://schemas.microsoft.com/office/word/2023/wordml/word16du" xmlns:w16sdtdh="http://schemas.microsoft.com/office/word/2020/wordml/sdtdatahash" xmlns:w16sdtfl="http://schemas.microsoft.com/office/word/2024/wordml/sdtformatlock" xmlns:w16se="http://schemas.microsoft.com/office/word/2015/wordml/symex" xmlns:wpg="http://schemas.microsoft.com/office/word/2010/wordprocessingGroup" xmlns:wpi="http://schemas.microsoft.com/office/word/2010/wordprocessingInk" xmlns:wne="http://schemas.microsoft.com/office/word/2006/wordml" xmlns:wps="http://schemas.microsoft.com/office/word/2010/wordprocessingShape" mc:Ignorable="w14 w15 w16se w16cid w16 w16cex w16sdtdh w16sdtfl w16du wp14">
+  <w:p>
+    <w:pPr>
+      <w:pStyle w:val="Header"/>
+    </w:pPr>
+  </w:p>
+</w:hdr>
+</file>
+
+<file path=word/header2.xml><?xml version="1.0" encoding="utf-8"?>
+<w:hdr xmlns:wpc="http://schemas.microsoft.com/office/word/2010/wordprocessingCanvas" xmlns:cx="http://schemas.microsoft.com/office/drawing/2014/chartex" xmlns:cx1="http://schemas.microsoft.com/office/drawing/2015/9/8/chartex" xmlns:cx2="http://schemas.microsoft.com/office/drawing/2015/10/21/chartex" xmlns:cx3="http://schemas.microsoft.com/office/drawing/2016/5/9/chartex" xmlns:cx4="http://schemas.microsoft.com/office/drawing/2016/5/10/chartex" xmlns:cx5="http://schemas.microsoft.com/office/drawing/2016/5/11/chartex" xmlns:cx6="http://schemas.microsoft.com/office/drawing/2016/5/12/chartex" xmlns:cx7="http://schemas.microsoft.com/office/drawing/2016/5/13/chartex" xmlns:cx8="http://schemas.microsoft.com/office/drawing/2016/5/14/chartex" xmlns:mc="http://schemas.openxmlformats.org/markup-compatibility/2006" xmlns:aink="http://schemas.microsoft.com/office/drawing/2016/ink" xmlns:am3d="http://schemas.microsoft.com/office/drawing/2017/model3d" xmlns:o="urn:schemas-microsoft-com:office:office" xmlns:oel="http://schemas.microsoft.com/office/2019/extlst" xmlns:r="http://schemas.openxmlformats.org/officeDocument/2006/relationships" xmlns:m="http://schemas.openxmlformats.org/officeDocument/2006/math" xmlns:v="urn:schemas-microsoft-com:vml" xmlns:wp14="http://schemas.microsoft.com/office/word/2010/wordprocessingDrawing" xmlns:wp="http://schemas.openxmlformats.org/drawingml/2006/wordprocessingDrawing" xmlns:w10="urn:schemas-microsoft-com:office:word" xmlns:w="http://schemas.openxmlformats.org/wordprocessingml/2006/main" xmlns:w14="http://schemas.microsoft.com/office/word/2010/wordml" xmlns:w15="http://schemas.microsoft.com/office/word/2012/wordml" xmlns:w16cex="http://schemas.microsoft.com/office/word/2018/wordml/cex" xmlns:w16cid="http://schemas.microsoft.com/office/word/2016/wordml/cid" xmlns:w16="http://schemas.microsoft.com/office/word/2018/wordml" xmlns:w16du="http://schemas.microsoft.com/office/word/2023/wordml/word16du" xmlns:w16sdtdh="http://schemas.microsoft.com/office/word/2020/wordml/sdtdatahash" xmlns:w16sdtfl="http://schemas.microsoft.com/office/word/2024/wordml/sdtformatlock" xmlns:w16se="http://schemas.microsoft.com/office/word/2015/wordml/symex" xmlns:wpg="http://schemas.microsoft.com/office/word/2010/wordprocessingGroup" xmlns:wpi="http://schemas.microsoft.com/office/word/2010/wordprocessingInk" xmlns:wne="http://schemas.microsoft.com/office/word/2006/wordml" xmlns:wps="http://schemas.microsoft.com/office/word/2010/wordprocessingShape" mc:Ignorable="w14 w15 w16se w16cid w16 w16cex w16sdtdh w16sdtfl w16du wp14">
+  <w:p>
+    <w:pPr>
+      <w:pStyle w:val="Header"/>
+      <w:pBdr>
+        <w:bottom w:val="thinThickSmallGap" w:sz="24" w:space="1" w:color="auto"/>
+      </w:pBdr>
+      <w:rPr>
+        <w:lang w:val="en-US"/>
+      </w:rPr>
+    </w:pPr>
+    <w:r>
+      <w:t>CEUE</w:t>
+    </w:r>
+    <w:proofErr w:type="gramStart"/>
+    <w:r>
+      <w:t xml:space="preserve">203 </w:t>
+    </w:r>
+    <w:r>
+      <w:t>:</w:t>
+    </w:r>
+    <w:proofErr w:type="gramEnd"/>
+    <w:r>
+      <w:t xml:space="preserve"> Object Oriented Programming</w:t>
+    </w:r>
+    <w:r>
+      <w:rPr>
+        <w:lang w:val="en-US"/>
+      </w:rPr>
+      <w:ptab w:relativeTo="margin" w:alignment="center" w:leader="none"/>
+    </w:r>
+    <w:r>
+      <w:rPr>
+        <w:lang w:val="en-US"/>
+      </w:rPr>
+      <w:ptab w:relativeTo="margin" w:alignment="right" w:leader="none"/>
+    </w:r>
+    <w:r>
+      <w:rPr>
+        <w:lang w:val="en-US"/>
+      </w:rPr>
+      <w:t>25AIML012</w:t>
+    </w:r>
+  </w:p>
+</w:hdr>
+</file>
+
+<file path=word/header3.xml><?xml version="1.0" encoding="utf-8"?>
+<w:hdr xmlns:wpc="http://schemas.microsoft.com/office/word/2010/wordprocessingCanvas" xmlns:cx="http://schemas.microsoft.com/office/drawing/2014/chartex" xmlns:cx1="http://schemas.microsoft.com/office/drawing/2015/9/8/chartex" xmlns:cx2="http://schemas.microsoft.com/office/drawing/2015/10/21/chartex" xmlns:cx3="http://schemas.microsoft.com/office/drawing/2016/5/9/chartex" xmlns:cx4="http://schemas.microsoft.com/office/drawing/2016/5/10/chartex" xmlns:cx5="http://schemas.microsoft.com/office/drawing/2016/5/11/chartex" xmlns:cx6="http://schemas.microsoft.com/office/drawing/2016/5/12/chartex" xmlns:cx7="http://schemas.microsoft.com/office/drawing/2016/5/13/chartex" xmlns:cx8="http://schemas.microsoft.com/office/drawing/2016/5/14/chartex" xmlns:mc="http://schemas.openxmlformats.org/markup-compatibility/2006" xmlns:aink="http://schemas.microsoft.com/office/drawing/2016/ink" xmlns:am3d="http://schemas.microsoft.com/office/drawing/2017/model3d" xmlns:o="urn:schemas-microsoft-com:office:office" xmlns:oel="http://schemas.microsoft.com/office/2019/extlst" xmlns:r="http://schemas.openxmlformats.org/officeDocument/2006/relationships" xmlns:m="http://schemas.openxmlformats.org/officeDocument/2006/math" xmlns:v="urn:schemas-microsoft-com:vml" xmlns:wp14="http://schemas.microsoft.com/office/word/2010/wordprocessingDrawing" xmlns:wp="http://schemas.openxmlformats.org/drawingml/2006/wordprocessingDrawing" xmlns:w10="urn:schemas-microsoft-com:office:word" xmlns:w="http://schemas.openxmlformats.org/wordprocessingml/2006/main" xmlns:w14="http://schemas.microsoft.com/office/word/2010/wordml" xmlns:w15="http://schemas.microsoft.com/office/word/2012/wordml" xmlns:w16cex="http://schemas.microsoft.com/office/word/2018/wordml/cex" xmlns:w16cid="http://schemas.microsoft.com/office/word/2016/wordml/cid" xmlns:w16="http://schemas.microsoft.com/office/word/2018/wordml" xmlns:w16du="http://schemas.microsoft.com/office/word/2023/wordml/word16du" xmlns:w16sdtdh="http://schemas.microsoft.com/office/word/2020/wordml/sdtdatahash" xmlns:w16sdtfl="http://schemas.microsoft.com/office/word/2024/wordml/sdtformatlock" xmlns:w16se="http://schemas.microsoft.com/office/word/2015/wordml/symex" xmlns:wpg="http://schemas.microsoft.com/office/word/2010/wordprocessingGroup" xmlns:wpi="http://schemas.microsoft.com/office/word/2010/wordprocessingInk" xmlns:wne="http://schemas.microsoft.com/office/word/2006/wordml" xmlns:wps="http://schemas.microsoft.com/office/word/2010/wordprocessingShape" mc:Ignorable="w14 w15 w16se w16cid w16 w16cex w16sdtdh w16sdtfl w16du wp14">
+  <w:p>
+    <w:pPr>
+      <w:pStyle w:val="Header"/>
+    </w:pPr>
+  </w:p>
+</w:hdr>
+</file>
+
 <file path=word/numbering.xml><?xml version="1.0" encoding="utf-8"?>
-<w:numbering xmlns:wpc="http://schemas.microsoft.com/office/word/2010/wordprocessingCanvas" xmlns:cx="http://schemas.microsoft.com/office/drawing/2014/chartex" xmlns:cx1="http://schemas.microsoft.com/office/drawing/2015/9/8/chartex" xmlns:cx2="http://schemas.microsoft.com/office/drawing/2015/10/21/chartex" xmlns:cx3="http://schemas.microsoft.com/office/drawing/2016/5/9/chartex" xmlns:cx4="http://schemas.microsoft.com/office/drawing/2016/5/10/chartex" xmlns:cx5="http://schemas.microsoft.com/office/drawing/2016/5/11/chartex" xmlns:cx6="http://schemas.microsoft.com/office/drawing/2016/5/12/chartex" xmlns:cx7="http://schemas.microsoft.com/office/drawing/2016/5/13/chartex" xmlns:cx8="http://schemas.microsoft.com/office/drawing/2016/5/14/chartex" xmlns:mc="http://schemas.openxmlformats.org/markup-compatibility/2006" xmlns:aink="http://schemas.microsoft.com/office/drawing/2016/ink" xmlns:am3d="http://schemas.microsoft.com/office/drawing/2017/model3d" xmlns:o="urn:schemas-microsoft-com:office:office" xmlns:oel="http://schemas.microsoft.com/office/2019/extlst" xmlns:r="http://schemas.openxmlformats.org/officeDocument/2006/relationships" xmlns:m="http://schemas.openxmlformats.org/officeDocument/2006/math" xmlns:v="urn:schemas-microsoft-com:vml" xmlns:wp14="http://schemas.microsoft.com/office/word/2010/wordprocessingDrawing" xmlns:wp="http://schemas.openxmlformats.org/drawingml/2006/wordprocessingDrawing" xmlns:w10="urn:schemas-microsoft-com:office:word" xmlns:w="http://schemas.openxmlformats.org/wordprocessingml/2006/main" xmlns:w14="http://schemas.microsoft.com/office/word/2010/wordml" xmlns:w15="http://schemas.microsoft.com/office/word/2012/wordml" xmlns:w16cei="http://schemas.microsoft.com/office/word/2026/wordml/cei" xmlns:w16cex="http://schemas.microsoft.com/office/word/2018/wordml/cex" xmlns:w16cid="http://schemas.microsoft.com/office/word/2016/wordml/cid" xmlns:w16="http://schemas.microsoft.com/office/word/2018/wordml" xmlns:w16du="http://schemas.microsoft.com/office/word/2023/wordml/word16du" xmlns:w16sdtdh="http://schemas.microsoft.com/office/word/2020/wordml/sdtdatahash" xmlns:w16sdtfl="http://schemas.microsoft.com/office/word/2024/wordml/sdtformatlock" xmlns:w16se="http://schemas.microsoft.com/office/word/2015/wordml/symex" xmlns:wpg="http://schemas.microsoft.com/office/word/2010/wordprocessingGroup" xmlns:wpi="http://schemas.microsoft.com/office/word/2010/wordprocessingInk" xmlns:wne="http://schemas.microsoft.com/office/word/2006/wordml" xmlns:wps="http://schemas.microsoft.com/office/word/2010/wordprocessingShape" mc:Ignorable="w14 w15 w16se w16cid w16 w16cex w16sdtdh w16sdtfl w16du wp14">
+<w:numbering xmlns:wpc="http://schemas.microsoft.com/office/word/2010/wordprocessingCanvas" xmlns:cx="http://schemas.microsoft.com/office/drawing/2014/chartex" xmlns:cx1="http://schemas.microsoft.com/office/drawing/2015/9/8/chartex" xmlns:cx2="http://schemas.microsoft.com/office/drawing/2015/10/21/chartex" xmlns:cx3="http://schemas.microsoft.com/office/drawing/2016/5/9/chartex" xmlns:cx4="http://schemas.microsoft.com/office/drawing/2016/5/10/chartex" xmlns:cx5="http://schemas.microsoft.com/office/drawing/2016/5/11/chartex" xmlns:cx6="http://schemas.microsoft.com/office/drawing/2016/5/12/chartex" xmlns:cx7="http://schemas.microsoft.com/office/drawing/2016/5/13/chartex" xmlns:cx8="http://schemas.microsoft.com/office/drawing/2016/5/14/chartex" xmlns:mc="http://schemas.openxmlformats.org/markup-compatibility/2006" xmlns:aink="http://schemas.microsoft.com/office/drawing/2016/ink" xmlns:am3d="http://schemas.microsoft.com/office/drawing/2017/model3d" xmlns:o="urn:schemas-microsoft-com:office:office" xmlns:oel="http://schemas.microsoft.com/office/2019/extlst" xmlns:r="http://schemas.openxmlformats.org/officeDocument/2006/relationships" xmlns:m="http://schemas.openxmlformats.org/officeDocument/2006/math" xmlns:v="urn:schemas-microsoft-com:vml" xmlns:wp14="http://schemas.microsoft.com/office/word/2010/wordprocessingDrawing" xmlns:wp="http://schemas.openxmlformats.org/drawingml/2006/wordprocessingDrawing" xmlns:w10="urn:schemas-microsoft-com:office:word" xmlns:w="http://schemas.openxmlformats.org/wordprocessingml/2006/main" xmlns:w14="http://schemas.microsoft.com/office/word/2010/wordml" xmlns:w15="http://schemas.microsoft.com/office/word/2012/wordml" xmlns:w16cex="http://schemas.microsoft.com/office/word/2018/wordml/cex" xmlns:w16cid="http://schemas.microsoft.com/office/word/2016/wordml/cid" xmlns:w16="http://schemas.microsoft.com/office/word/2018/wordml" xmlns:w16du="http://schemas.microsoft.com/office/word/2023/wordml/word16du" xmlns:w16sdtdh="http://schemas.microsoft.com/office/word/2020/wordml/sdtdatahash" xmlns:w16sdtfl="http://schemas.microsoft.com/office/word/2024/wordml/sdtformatlock" xmlns:w16se="http://schemas.microsoft.com/office/word/2015/wordml/symex" xmlns:wpg="http://schemas.microsoft.com/office/word/2010/wordprocessingGroup" xmlns:wpi="http://schemas.microsoft.com/office/word/2010/wordprocessingInk" xmlns:wne="http://schemas.microsoft.com/office/word/2006/wordml" xmlns:wps="http://schemas.microsoft.com/office/word/2010/wordprocessingShape" mc:Ignorable="w14 w15 w16se w16cid w16 w16cex w16sdtdh w16sdtfl w16du wp14">
   <w:abstractNum w:abstractNumId="0" w15:restartNumberingAfterBreak="0">
     <w:nsid w:val="41842DBD"/>
     <w:multiLevelType w:val="hybridMultilevel"/>
@@ -6604,7 +7651,6 @@
   <w:style w:type="character" w:default="1" w:styleId="DefaultParagraphFont">
     <w:name w:val="Default Paragraph Font"/>
     <w:uiPriority w:val="1"/>
-    <w:semiHidden/>
     <w:unhideWhenUsed/>
   </w:style>
   <w:style w:type="table" w:default="1" w:styleId="TableNormal">
@@ -6960,6 +8006,50 @@
       <w:shd w:val="clear" w:color="auto" w:fill="E1DFDD"/>
     </w:rPr>
   </w:style>
+  <w:style w:type="paragraph" w:styleId="Header">
+    <w:name w:val="header"/>
+    <w:basedOn w:val="Normal"/>
+    <w:link w:val="HeaderChar"/>
+    <w:uiPriority w:val="99"/>
+    <w:unhideWhenUsed/>
+    <w:rsid w:val="00B90FE7"/>
+    <w:pPr>
+      <w:tabs>
+        <w:tab w:val="center" w:pos="4513"/>
+        <w:tab w:val="right" w:pos="9026"/>
+      </w:tabs>
+      <w:spacing w:after="0" w:line="240" w:lineRule="auto"/>
+    </w:pPr>
+  </w:style>
+  <w:style w:type="character" w:customStyle="1" w:styleId="HeaderChar">
+    <w:name w:val="Header Char"/>
+    <w:basedOn w:val="DefaultParagraphFont"/>
+    <w:link w:val="Header"/>
+    <w:uiPriority w:val="99"/>
+    <w:rsid w:val="00B90FE7"/>
+  </w:style>
+  <w:style w:type="paragraph" w:styleId="Footer">
+    <w:name w:val="footer"/>
+    <w:basedOn w:val="Normal"/>
+    <w:link w:val="FooterChar"/>
+    <w:uiPriority w:val="99"/>
+    <w:unhideWhenUsed/>
+    <w:rsid w:val="00B90FE7"/>
+    <w:pPr>
+      <w:tabs>
+        <w:tab w:val="center" w:pos="4513"/>
+        <w:tab w:val="right" w:pos="9026"/>
+      </w:tabs>
+      <w:spacing w:after="0" w:line="240" w:lineRule="auto"/>
+    </w:pPr>
+  </w:style>
+  <w:style w:type="character" w:customStyle="1" w:styleId="FooterChar">
+    <w:name w:val="Footer Char"/>
+    <w:basedOn w:val="DefaultParagraphFont"/>
+    <w:link w:val="Footer"/>
+    <w:uiPriority w:val="99"/>
+    <w:rsid w:val="00B90FE7"/>
+  </w:style>
 </w:styles>
 </file>
 
